--- a/gunluk-planlar-5sinif/hafta14-5sinif-bty.docx
+++ b/gunluk-planlar-5sinif/hafta14-5sinif-bty.docx
@@ -4,42 +4,34 @@
   <w:body>
     <w:p>
       <w:pPr>
+        <w:widowControl/>
         <w:spacing w:after="20"/>
         <w:jc w:val="center"/>
       </w:pPr>
       <w:r>
         <w:rPr>
-          <w:rFonts w:ascii="Arial" w:hAnsi="Arial" w:eastAsia="Arial"/>
+          <w:rFonts w:ascii="Arial" w:hAnsi="Arial" w:eastAsia="Arial" w:cs="Arial"/>
           <w:b/>
-          <w:sz w:val="20"/>
+          <w:color w:val="25282B"/>
+          <w:sz w:val="22"/>
         </w:rPr>
-        <w:t>2026-2027 EĞİTİM – ÖĞRETİM YILI ………………………………… ORTAOKULU</w:t>
+        <w:t>5. SINIF BİLİŞİM TEKNOLOJİLERİ VE YAZILIM DERSİ</w:t>
       </w:r>
     </w:p>
     <w:p>
       <w:pPr>
-        <w:spacing w:after="60"/>
+        <w:widowControl/>
+        <w:spacing w:after="100"/>
         <w:jc w:val="center"/>
       </w:pPr>
       <w:r>
         <w:rPr>
-          <w:rFonts w:ascii="Arial" w:hAnsi="Arial" w:eastAsia="Arial"/>
+          <w:rFonts w:ascii="Arial" w:hAnsi="Arial" w:eastAsia="Arial" w:cs="Arial"/>
           <w:b/>
-          <w:sz w:val="22"/>
+          <w:color w:val="25282B"/>
+          <w:sz w:val="26"/>
         </w:rPr>
-        <w:t>5. SINIF BİLİŞİM TEKNOLOJİLERİ VE YAZILIM DERSİ GÜNLÜK DERS PLANI</w:t>
-      </w:r>
-    </w:p>
-    <w:p>
-      <w:pPr>
-        <w:pStyle w:val="SectionHead"/>
-        <w:jc w:val="left"/>
-      </w:pPr>
-      <w:r>
-        <w:rPr>
-          <w:color w:val="1F4E78"/>
-        </w:rPr>
-        <w:t>I. BÖLÜM: DERS BİLGİSİ</w:t>
+        <w:t>GÜNLÜK DERS PLANI</w:t>
       </w:r>
     </w:p>
     <w:tbl>
@@ -48,20 +40,12 @@
         <w:jc w:val="center"/>
         <w:tblLayout w:type="fixed"/>
         <w:tblLook w:firstColumn="1" w:firstRow="1" w:lastColumn="0" w:lastRow="0" w:noHBand="0" w:noVBand="1" w:val="04A0"/>
-        <w:tblBorders>
-          <w:top w:val="single" w:sz="5" w:color="7F8C8D"/>
-          <w:left w:val="single" w:sz="5" w:color="7F8C8D"/>
-          <w:bottom w:val="single" w:sz="5" w:color="7F8C8D"/>
-          <w:right w:val="single" w:sz="5" w:color="7F8C8D"/>
-          <w:insideH w:val="single" w:sz="5" w:color="7F8C8D"/>
-          <w:insideV w:val="single" w:sz="5" w:color="7F8C8D"/>
-        </w:tblBorders>
       </w:tblPr>
       <w:tblGrid>
-        <w:gridCol w:w="2636"/>
-        <w:gridCol w:w="2636"/>
-        <w:gridCol w:w="2636"/>
-        <w:gridCol w:w="2636"/>
+        <w:gridCol w:w="1757"/>
+        <w:gridCol w:w="3345"/>
+        <w:gridCol w:w="1927"/>
+        <w:gridCol w:w="3203"/>
       </w:tblGrid>
       <w:tr>
         <w:trPr>
@@ -69,25 +53,369 @@
         </w:trPr>
         <w:tc>
           <w:tcPr>
-            <w:tcW w:type="dxa" w:w="1814"/>
-            <w:vAlign w:val="center"/>
+            <w:tcW w:type="dxa" w:w="1757"/>
+            <w:shd w:fill="F1F2F3"/>
             <w:tcMar>
-              <w:top w:w="55" w:type="dxa"/>
-              <w:start w:w="70" w:type="dxa"/>
-              <w:bottom w:w="55" w:type="dxa"/>
-              <w:end w:w="70" w:type="dxa"/>
+              <w:top w:w="65" w:type="dxa"/>
+              <w:start w:w="85" w:type="dxa"/>
+              <w:bottom w:w="65" w:type="dxa"/>
+              <w:end w:w="85" w:type="dxa"/>
             </w:tcMar>
-            <w:shd w:fill="D9EAF7"/>
+            <w:tcBorders>
+              <w:top w:val="single" w:sz="4" w:color="B7BCC2"/>
+              <w:left w:val="single" w:sz="4" w:color="B7BCC2"/>
+              <w:bottom w:val="single" w:sz="4" w:color="B7BCC2"/>
+              <w:right w:val="single" w:sz="4" w:color="B7BCC2"/>
+            </w:tcBorders>
           </w:tcPr>
           <w:p>
             <w:pPr>
-              <w:spacing w:after="0" w:before="0" w:line="240" w:lineRule="auto"/>
+              <w:spacing w:before="0" w:after="0" w:line="245" w:lineRule="auto"/>
             </w:pPr>
             <w:r/>
             <w:r>
               <w:rPr>
-                <w:rFonts w:ascii="Arial" w:hAnsi="Arial" w:eastAsia="Arial"/>
+                <w:rFonts w:ascii="Arial" w:hAnsi="Arial" w:eastAsia="Arial" w:cs="Arial"/>
                 <w:b/>
+                <w:color w:val="25282B"/>
+                <w:sz w:val="16"/>
+              </w:rPr>
+              <w:t>Okul / Kurum</w:t>
+            </w:r>
+          </w:p>
+        </w:tc>
+        <w:tc>
+          <w:tcPr>
+            <w:tcW w:type="dxa" w:w="3345"/>
+            <w:shd w:fill="FFFFFF"/>
+            <w:tcMar>
+              <w:top w:w="65" w:type="dxa"/>
+              <w:start w:w="85" w:type="dxa"/>
+              <w:bottom w:w="65" w:type="dxa"/>
+              <w:end w:w="85" w:type="dxa"/>
+            </w:tcMar>
+            <w:tcBorders>
+              <w:top w:val="single" w:sz="4" w:color="B7BCC2"/>
+              <w:left w:val="single" w:sz="4" w:color="B7BCC2"/>
+              <w:bottom w:val="single" w:sz="4" w:color="B7BCC2"/>
+              <w:right w:val="single" w:sz="4" w:color="B7BCC2"/>
+            </w:tcBorders>
+          </w:tcPr>
+          <w:p>
+            <w:pPr>
+              <w:spacing w:before="0" w:after="0" w:line="245" w:lineRule="auto"/>
+            </w:pPr>
+            <w:r/>
+            <w:r>
+              <w:rPr>
+                <w:rFonts w:ascii="Arial" w:hAnsi="Arial" w:eastAsia="Arial" w:cs="Arial"/>
+                <w:b w:val="0"/>
+                <w:color w:val="25282B"/>
+                <w:sz w:val="16"/>
+              </w:rPr>
+              <w:t>.......................................................</w:t>
+            </w:r>
+          </w:p>
+        </w:tc>
+        <w:tc>
+          <w:tcPr>
+            <w:tcW w:type="dxa" w:w="1927"/>
+            <w:shd w:fill="F1F2F3"/>
+            <w:tcMar>
+              <w:top w:w="65" w:type="dxa"/>
+              <w:start w:w="85" w:type="dxa"/>
+              <w:bottom w:w="65" w:type="dxa"/>
+              <w:end w:w="85" w:type="dxa"/>
+            </w:tcMar>
+            <w:tcBorders>
+              <w:top w:val="single" w:sz="4" w:color="B7BCC2"/>
+              <w:left w:val="single" w:sz="4" w:color="B7BCC2"/>
+              <w:bottom w:val="single" w:sz="4" w:color="B7BCC2"/>
+              <w:right w:val="single" w:sz="4" w:color="B7BCC2"/>
+            </w:tcBorders>
+          </w:tcPr>
+          <w:p>
+            <w:pPr>
+              <w:spacing w:before="0" w:after="0" w:line="245" w:lineRule="auto"/>
+            </w:pPr>
+            <w:r/>
+            <w:r>
+              <w:rPr>
+                <w:rFonts w:ascii="Arial" w:hAnsi="Arial" w:eastAsia="Arial" w:cs="Arial"/>
+                <w:b/>
+                <w:color w:val="25282B"/>
+                <w:sz w:val="16"/>
+              </w:rPr>
+              <w:t>Öğretmenin Adı Soyadı</w:t>
+            </w:r>
+          </w:p>
+        </w:tc>
+        <w:tc>
+          <w:tcPr>
+            <w:tcW w:type="dxa" w:w="3203"/>
+            <w:shd w:fill="FFFFFF"/>
+            <w:tcMar>
+              <w:top w:w="65" w:type="dxa"/>
+              <w:start w:w="85" w:type="dxa"/>
+              <w:bottom w:w="65" w:type="dxa"/>
+              <w:end w:w="85" w:type="dxa"/>
+            </w:tcMar>
+            <w:tcBorders>
+              <w:top w:val="single" w:sz="4" w:color="B7BCC2"/>
+              <w:left w:val="single" w:sz="4" w:color="B7BCC2"/>
+              <w:bottom w:val="single" w:sz="4" w:color="B7BCC2"/>
+              <w:right w:val="single" w:sz="4" w:color="B7BCC2"/>
+            </w:tcBorders>
+          </w:tcPr>
+          <w:p>
+            <w:pPr>
+              <w:spacing w:before="0" w:after="0" w:line="245" w:lineRule="auto"/>
+            </w:pPr>
+            <w:r/>
+            <w:r>
+              <w:rPr>
+                <w:rFonts w:ascii="Arial" w:hAnsi="Arial" w:eastAsia="Arial" w:cs="Arial"/>
+                <w:b w:val="0"/>
+                <w:color w:val="25282B"/>
+                <w:sz w:val="16"/>
+              </w:rPr>
+              <w:t>.......................................................</w:t>
+            </w:r>
+          </w:p>
+        </w:tc>
+      </w:tr>
+      <w:tr>
+        <w:trPr>
+          <w:cantSplit/>
+        </w:trPr>
+        <w:tc>
+          <w:tcPr>
+            <w:tcW w:type="dxa" w:w="1757"/>
+            <w:shd w:fill="F1F2F3"/>
+            <w:tcMar>
+              <w:top w:w="65" w:type="dxa"/>
+              <w:start w:w="85" w:type="dxa"/>
+              <w:bottom w:w="65" w:type="dxa"/>
+              <w:end w:w="85" w:type="dxa"/>
+            </w:tcMar>
+            <w:tcBorders>
+              <w:top w:val="single" w:sz="4" w:color="B7BCC2"/>
+              <w:left w:val="single" w:sz="4" w:color="B7BCC2"/>
+              <w:bottom w:val="single" w:sz="4" w:color="B7BCC2"/>
+              <w:right w:val="single" w:sz="4" w:color="B7BCC2"/>
+            </w:tcBorders>
+          </w:tcPr>
+          <w:p>
+            <w:pPr>
+              <w:spacing w:before="0" w:after="0" w:line="245" w:lineRule="auto"/>
+            </w:pPr>
+            <w:r/>
+            <w:r>
+              <w:rPr>
+                <w:rFonts w:ascii="Arial" w:hAnsi="Arial" w:eastAsia="Arial" w:cs="Arial"/>
+                <w:b/>
+                <w:color w:val="25282B"/>
+                <w:sz w:val="16"/>
+              </w:rPr>
+              <w:t>Sınıf / Şube</w:t>
+            </w:r>
+          </w:p>
+        </w:tc>
+        <w:tc>
+          <w:tcPr>
+            <w:tcW w:type="dxa" w:w="3345"/>
+            <w:shd w:fill="FFFFFF"/>
+            <w:tcMar>
+              <w:top w:w="65" w:type="dxa"/>
+              <w:start w:w="85" w:type="dxa"/>
+              <w:bottom w:w="65" w:type="dxa"/>
+              <w:end w:w="85" w:type="dxa"/>
+            </w:tcMar>
+            <w:tcBorders>
+              <w:top w:val="single" w:sz="4" w:color="B7BCC2"/>
+              <w:left w:val="single" w:sz="4" w:color="B7BCC2"/>
+              <w:bottom w:val="single" w:sz="4" w:color="B7BCC2"/>
+              <w:right w:val="single" w:sz="4" w:color="B7BCC2"/>
+            </w:tcBorders>
+          </w:tcPr>
+          <w:p>
+            <w:pPr>
+              <w:spacing w:before="0" w:after="0" w:line="245" w:lineRule="auto"/>
+            </w:pPr>
+            <w:r/>
+            <w:r>
+              <w:rPr>
+                <w:rFonts w:ascii="Arial" w:hAnsi="Arial" w:eastAsia="Arial" w:cs="Arial"/>
+                <w:b w:val="0"/>
+                <w:color w:val="25282B"/>
+                <w:sz w:val="16"/>
+              </w:rPr>
+              <w:t>5 / ................</w:t>
+            </w:r>
+          </w:p>
+        </w:tc>
+        <w:tc>
+          <w:tcPr>
+            <w:tcW w:type="dxa" w:w="1927"/>
+            <w:shd w:fill="F1F2F3"/>
+            <w:tcMar>
+              <w:top w:w="65" w:type="dxa"/>
+              <w:start w:w="85" w:type="dxa"/>
+              <w:bottom w:w="65" w:type="dxa"/>
+              <w:end w:w="85" w:type="dxa"/>
+            </w:tcMar>
+            <w:tcBorders>
+              <w:top w:val="single" w:sz="4" w:color="B7BCC2"/>
+              <w:left w:val="single" w:sz="4" w:color="B7BCC2"/>
+              <w:bottom w:val="single" w:sz="4" w:color="B7BCC2"/>
+              <w:right w:val="single" w:sz="4" w:color="B7BCC2"/>
+            </w:tcBorders>
+          </w:tcPr>
+          <w:p>
+            <w:pPr>
+              <w:spacing w:before="0" w:after="0" w:line="245" w:lineRule="auto"/>
+            </w:pPr>
+            <w:r/>
+            <w:r>
+              <w:rPr>
+                <w:rFonts w:ascii="Arial" w:hAnsi="Arial" w:eastAsia="Arial" w:cs="Arial"/>
+                <w:b/>
+                <w:color w:val="25282B"/>
+                <w:sz w:val="16"/>
+              </w:rPr>
+              <w:t>Plan No / Hafta</w:t>
+            </w:r>
+          </w:p>
+        </w:tc>
+        <w:tc>
+          <w:tcPr>
+            <w:tcW w:type="dxa" w:w="3203"/>
+            <w:shd w:fill="FFFFFF"/>
+            <w:tcMar>
+              <w:top w:w="65" w:type="dxa"/>
+              <w:start w:w="85" w:type="dxa"/>
+              <w:bottom w:w="65" w:type="dxa"/>
+              <w:end w:w="85" w:type="dxa"/>
+            </w:tcMar>
+            <w:tcBorders>
+              <w:top w:val="single" w:sz="4" w:color="B7BCC2"/>
+              <w:left w:val="single" w:sz="4" w:color="B7BCC2"/>
+              <w:bottom w:val="single" w:sz="4" w:color="B7BCC2"/>
+              <w:right w:val="single" w:sz="4" w:color="B7BCC2"/>
+            </w:tcBorders>
+          </w:tcPr>
+          <w:p>
+            <w:pPr>
+              <w:spacing w:before="0" w:after="0" w:line="245" w:lineRule="auto"/>
+            </w:pPr>
+            <w:r/>
+            <w:r>
+              <w:rPr>
+                <w:rFonts w:ascii="Arial" w:hAnsi="Arial" w:eastAsia="Arial" w:cs="Arial"/>
+                <w:b w:val="0"/>
+                <w:color w:val="25282B"/>
+                <w:sz w:val="16"/>
+              </w:rPr>
+              <w:t>14 / 14. Hafta</w:t>
+            </w:r>
+          </w:p>
+        </w:tc>
+      </w:tr>
+    </w:tbl>
+    <w:p>
+      <w:pPr>
+        <w:widowControl/>
+        <w:spacing w:after="0"/>
+      </w:pPr>
+    </w:p>
+    <w:tbl>
+      <w:tblPr>
+        <w:tblW w:type="auto" w:w="0"/>
+        <w:jc w:val="center"/>
+        <w:tblLayout w:type="fixed"/>
+        <w:tblLook w:firstColumn="1" w:firstRow="1" w:lastColumn="0" w:lastRow="0" w:noHBand="0" w:noVBand="1" w:val="04A0"/>
+      </w:tblPr>
+      <w:tblGrid>
+        <w:gridCol w:w="10234"/>
+      </w:tblGrid>
+      <w:tr>
+        <w:tc>
+          <w:tcPr>
+            <w:tcW w:type="dxa" w:w="10234"/>
+            <w:shd w:fill="D9D9D9"/>
+            <w:tcMar>
+              <w:top w:w="65" w:type="dxa"/>
+              <w:start w:w="100" w:type="dxa"/>
+              <w:bottom w:w="65" w:type="dxa"/>
+              <w:end w:w="100" w:type="dxa"/>
+            </w:tcMar>
+            <w:tcBorders>
+              <w:top w:val="single" w:sz="5" w:color="8F949A"/>
+              <w:left w:val="single" w:sz="5" w:color="8F949A"/>
+              <w:bottom w:val="single" w:sz="5" w:color="8F949A"/>
+              <w:right w:val="single" w:sz="5" w:color="8F949A"/>
+            </w:tcBorders>
+          </w:tcPr>
+          <w:p>
+            <w:pPr>
+              <w:spacing w:after="0"/>
+            </w:pPr>
+            <w:r>
+              <w:rPr>
+                <w:rFonts w:ascii="Arial" w:hAnsi="Arial" w:eastAsia="Arial" w:cs="Arial"/>
+                <w:b/>
+                <w:color w:val="25282B"/>
+                <w:sz w:val="18"/>
+              </w:rPr>
+              <w:t>I. BÖLÜM: DERS BİLGİSİ</w:t>
+            </w:r>
+          </w:p>
+        </w:tc>
+      </w:tr>
+    </w:tbl>
+    <w:tbl>
+      <w:tblPr>
+        <w:tblW w:type="auto" w:w="0"/>
+        <w:jc w:val="center"/>
+        <w:tblLayout w:type="fixed"/>
+        <w:tblLook w:firstColumn="1" w:firstRow="1" w:lastColumn="0" w:lastRow="0" w:noHBand="0" w:noVBand="1" w:val="04A0"/>
+      </w:tblPr>
+      <w:tblGrid>
+        <w:gridCol w:w="2523"/>
+        <w:gridCol w:w="7711"/>
+      </w:tblGrid>
+      <w:tr>
+        <w:trPr>
+          <w:cantSplit/>
+        </w:trPr>
+        <w:tc>
+          <w:tcPr>
+            <w:tcW w:type="dxa" w:w="2523"/>
+            <w:vAlign w:val="top"/>
+            <w:shd w:fill="F1F2F3"/>
+            <w:tcMar>
+              <w:top w:w="72" w:type="dxa"/>
+              <w:start w:w="95" w:type="dxa"/>
+              <w:bottom w:w="72" w:type="dxa"/>
+              <w:end w:w="95" w:type="dxa"/>
+            </w:tcMar>
+            <w:tcBorders>
+              <w:top w:val="single" w:sz="4" w:color="B7BCC2"/>
+              <w:left w:val="single" w:sz="4" w:color="B7BCC2"/>
+              <w:bottom w:val="single" w:sz="4" w:color="B7BCC2"/>
+              <w:right w:val="single" w:sz="4" w:color="B7BCC2"/>
+            </w:tcBorders>
+          </w:tcPr>
+          <w:p>
+            <w:pPr>
+              <w:spacing w:before="0" w:after="0" w:line="245" w:lineRule="auto"/>
+            </w:pPr>
+            <w:r/>
+            <w:r>
+              <w:rPr>
+                <w:rFonts w:ascii="Arial" w:hAnsi="Arial" w:eastAsia="Arial" w:cs="Arial"/>
+                <w:b/>
+                <w:color w:val="25282B"/>
                 <w:sz w:val="17"/>
               </w:rPr>
               <w:t>Dersin Adı</w:t>
@@ -96,42 +424,71 @@
         </w:tc>
         <w:tc>
           <w:tcPr>
-            <w:tcW w:type="dxa" w:w="3969"/>
-            <w:vAlign w:val="center"/>
+            <w:tcW w:type="dxa" w:w="7711"/>
+            <w:vAlign w:val="top"/>
+            <w:shd w:fill="FFFFFF"/>
             <w:tcMar>
-              <w:top w:w="55" w:type="dxa"/>
-              <w:start w:w="70" w:type="dxa"/>
-              <w:bottom w:w="55" w:type="dxa"/>
-              <w:end w:w="70" w:type="dxa"/>
+              <w:top w:w="72" w:type="dxa"/>
+              <w:start w:w="95" w:type="dxa"/>
+              <w:bottom w:w="72" w:type="dxa"/>
+              <w:end w:w="95" w:type="dxa"/>
             </w:tcMar>
+            <w:tcBorders>
+              <w:top w:val="single" w:sz="4" w:color="B7BCC2"/>
+              <w:left w:val="single" w:sz="4" w:color="B7BCC2"/>
+              <w:bottom w:val="single" w:sz="4" w:color="B7BCC2"/>
+              <w:right w:val="single" w:sz="4" w:color="B7BCC2"/>
+            </w:tcBorders>
           </w:tcPr>
           <w:p>
+            <w:pPr>
+              <w:spacing w:before="0" w:after="0" w:line="245" w:lineRule="auto"/>
+            </w:pPr>
+            <w:r/>
             <w:r>
+              <w:rPr>
+                <w:rFonts w:ascii="Arial" w:hAnsi="Arial" w:eastAsia="Arial" w:cs="Arial"/>
+                <w:b w:val="0"/>
+                <w:color w:val="25282B"/>
+                <w:sz w:val="17"/>
+              </w:rPr>
               <w:t>Bilişim Teknolojileri ve Yazılım</w:t>
             </w:r>
           </w:p>
         </w:tc>
+      </w:tr>
+      <w:tr>
+        <w:trPr>
+          <w:cantSplit/>
+        </w:trPr>
         <w:tc>
           <w:tcPr>
-            <w:tcW w:type="dxa" w:w="1361"/>
-            <w:vAlign w:val="center"/>
+            <w:tcW w:type="dxa" w:w="2523"/>
+            <w:vAlign w:val="top"/>
+            <w:shd w:fill="F1F2F3"/>
             <w:tcMar>
-              <w:top w:w="55" w:type="dxa"/>
-              <w:start w:w="70" w:type="dxa"/>
-              <w:bottom w:w="55" w:type="dxa"/>
-              <w:end w:w="70" w:type="dxa"/>
+              <w:top w:w="72" w:type="dxa"/>
+              <w:start w:w="95" w:type="dxa"/>
+              <w:bottom w:w="72" w:type="dxa"/>
+              <w:end w:w="95" w:type="dxa"/>
             </w:tcMar>
-            <w:shd w:fill="D9EAF7"/>
+            <w:tcBorders>
+              <w:top w:val="single" w:sz="4" w:color="B7BCC2"/>
+              <w:left w:val="single" w:sz="4" w:color="B7BCC2"/>
+              <w:bottom w:val="single" w:sz="4" w:color="B7BCC2"/>
+              <w:right w:val="single" w:sz="4" w:color="B7BCC2"/>
+            </w:tcBorders>
           </w:tcPr>
           <w:p>
             <w:pPr>
-              <w:spacing w:after="0" w:before="0" w:line="240" w:lineRule="auto"/>
+              <w:spacing w:before="0" w:after="0" w:line="245" w:lineRule="auto"/>
             </w:pPr>
             <w:r/>
             <w:r>
               <w:rPr>
-                <w:rFonts w:ascii="Arial" w:hAnsi="Arial" w:eastAsia="Arial"/>
+                <w:rFonts w:ascii="Arial" w:hAnsi="Arial" w:eastAsia="Arial" w:cs="Arial"/>
                 <w:b/>
+                <w:color w:val="25282B"/>
                 <w:sz w:val="17"/>
               </w:rPr>
               <w:t>Tarih / Hafta</w:t>
@@ -140,17 +497,34 @@
         </w:tc>
         <w:tc>
           <w:tcPr>
-            <w:tcW w:type="dxa" w:w="3855"/>
-            <w:vAlign w:val="center"/>
+            <w:tcW w:type="dxa" w:w="7711"/>
+            <w:vAlign w:val="top"/>
+            <w:shd w:fill="FFFFFF"/>
             <w:tcMar>
-              <w:top w:w="55" w:type="dxa"/>
-              <w:start w:w="70" w:type="dxa"/>
-              <w:bottom w:w="55" w:type="dxa"/>
-              <w:end w:w="70" w:type="dxa"/>
+              <w:top w:w="72" w:type="dxa"/>
+              <w:start w:w="95" w:type="dxa"/>
+              <w:bottom w:w="72" w:type="dxa"/>
+              <w:end w:w="95" w:type="dxa"/>
             </w:tcMar>
+            <w:tcBorders>
+              <w:top w:val="single" w:sz="4" w:color="B7BCC2"/>
+              <w:left w:val="single" w:sz="4" w:color="B7BCC2"/>
+              <w:bottom w:val="single" w:sz="4" w:color="B7BCC2"/>
+              <w:right w:val="single" w:sz="4" w:color="B7BCC2"/>
+            </w:tcBorders>
           </w:tcPr>
           <w:p>
+            <w:pPr>
+              <w:spacing w:before="0" w:after="0" w:line="245" w:lineRule="auto"/>
+            </w:pPr>
+            <w:r/>
             <w:r>
+              <w:rPr>
+                <w:rFonts w:ascii="Arial" w:hAnsi="Arial" w:eastAsia="Arial" w:cs="Arial"/>
+                <w:b w:val="0"/>
+                <w:color w:val="25282B"/>
+                <w:sz w:val="17"/>
+              </w:rPr>
               <w:t>21 Aralık - 25 Aralık 2026 / 14. Hafta</w:t>
             </w:r>
           </w:p>
@@ -162,25 +536,32 @@
         </w:trPr>
         <w:tc>
           <w:tcPr>
-            <w:tcW w:type="dxa" w:w="1814"/>
-            <w:vAlign w:val="center"/>
+            <w:tcW w:type="dxa" w:w="2523"/>
+            <w:vAlign w:val="top"/>
+            <w:shd w:fill="F1F2F3"/>
             <w:tcMar>
-              <w:top w:w="55" w:type="dxa"/>
-              <w:start w:w="70" w:type="dxa"/>
-              <w:bottom w:w="55" w:type="dxa"/>
-              <w:end w:w="70" w:type="dxa"/>
+              <w:top w:w="72" w:type="dxa"/>
+              <w:start w:w="95" w:type="dxa"/>
+              <w:bottom w:w="72" w:type="dxa"/>
+              <w:end w:w="95" w:type="dxa"/>
             </w:tcMar>
-            <w:shd w:fill="D9EAF7"/>
+            <w:tcBorders>
+              <w:top w:val="single" w:sz="4" w:color="B7BCC2"/>
+              <w:left w:val="single" w:sz="4" w:color="B7BCC2"/>
+              <w:bottom w:val="single" w:sz="4" w:color="B7BCC2"/>
+              <w:right w:val="single" w:sz="4" w:color="B7BCC2"/>
+            </w:tcBorders>
           </w:tcPr>
           <w:p>
             <w:pPr>
-              <w:spacing w:after="0" w:before="0" w:line="240" w:lineRule="auto"/>
+              <w:spacing w:before="0" w:after="0" w:line="245" w:lineRule="auto"/>
             </w:pPr>
             <w:r/>
             <w:r>
               <w:rPr>
-                <w:rFonts w:ascii="Arial" w:hAnsi="Arial" w:eastAsia="Arial"/>
+                <w:rFonts w:ascii="Arial" w:hAnsi="Arial" w:eastAsia="Arial" w:cs="Arial"/>
                 <w:b/>
+                <w:color w:val="25282B"/>
                 <w:sz w:val="17"/>
               </w:rPr>
               <w:t>Sınıf</w:t>
@@ -189,42 +570,71 @@
         </w:tc>
         <w:tc>
           <w:tcPr>
-            <w:tcW w:type="dxa" w:w="3969"/>
-            <w:vAlign w:val="center"/>
+            <w:tcW w:type="dxa" w:w="7711"/>
+            <w:vAlign w:val="top"/>
+            <w:shd w:fill="FFFFFF"/>
             <w:tcMar>
-              <w:top w:w="55" w:type="dxa"/>
-              <w:start w:w="70" w:type="dxa"/>
-              <w:bottom w:w="55" w:type="dxa"/>
-              <w:end w:w="70" w:type="dxa"/>
+              <w:top w:w="72" w:type="dxa"/>
+              <w:start w:w="95" w:type="dxa"/>
+              <w:bottom w:w="72" w:type="dxa"/>
+              <w:end w:w="95" w:type="dxa"/>
             </w:tcMar>
+            <w:tcBorders>
+              <w:top w:val="single" w:sz="4" w:color="B7BCC2"/>
+              <w:left w:val="single" w:sz="4" w:color="B7BCC2"/>
+              <w:bottom w:val="single" w:sz="4" w:color="B7BCC2"/>
+              <w:right w:val="single" w:sz="4" w:color="B7BCC2"/>
+            </w:tcBorders>
           </w:tcPr>
           <w:p>
+            <w:pPr>
+              <w:spacing w:before="0" w:after="0" w:line="245" w:lineRule="auto"/>
+            </w:pPr>
+            <w:r/>
             <w:r>
+              <w:rPr>
+                <w:rFonts w:ascii="Arial" w:hAnsi="Arial" w:eastAsia="Arial" w:cs="Arial"/>
+                <w:b w:val="0"/>
+                <w:color w:val="25282B"/>
+                <w:sz w:val="17"/>
+              </w:rPr>
               <w:t>5. Sınıf</w:t>
             </w:r>
           </w:p>
         </w:tc>
+      </w:tr>
+      <w:tr>
+        <w:trPr>
+          <w:cantSplit/>
+        </w:trPr>
         <w:tc>
           <w:tcPr>
-            <w:tcW w:type="dxa" w:w="1361"/>
-            <w:vAlign w:val="center"/>
+            <w:tcW w:type="dxa" w:w="2523"/>
+            <w:vAlign w:val="top"/>
+            <w:shd w:fill="F1F2F3"/>
             <w:tcMar>
-              <w:top w:w="55" w:type="dxa"/>
-              <w:start w:w="70" w:type="dxa"/>
-              <w:bottom w:w="55" w:type="dxa"/>
-              <w:end w:w="70" w:type="dxa"/>
+              <w:top w:w="72" w:type="dxa"/>
+              <w:start w:w="95" w:type="dxa"/>
+              <w:bottom w:w="72" w:type="dxa"/>
+              <w:end w:w="95" w:type="dxa"/>
             </w:tcMar>
-            <w:shd w:fill="D9EAF7"/>
+            <w:tcBorders>
+              <w:top w:val="single" w:sz="4" w:color="B7BCC2"/>
+              <w:left w:val="single" w:sz="4" w:color="B7BCC2"/>
+              <w:bottom w:val="single" w:sz="4" w:color="B7BCC2"/>
+              <w:right w:val="single" w:sz="4" w:color="B7BCC2"/>
+            </w:tcBorders>
           </w:tcPr>
           <w:p>
             <w:pPr>
-              <w:spacing w:after="0" w:before="0" w:line="240" w:lineRule="auto"/>
+              <w:spacing w:before="0" w:after="0" w:line="245" w:lineRule="auto"/>
             </w:pPr>
             <w:r/>
             <w:r>
               <w:rPr>
-                <w:rFonts w:ascii="Arial" w:hAnsi="Arial" w:eastAsia="Arial"/>
+                <w:rFonts w:ascii="Arial" w:hAnsi="Arial" w:eastAsia="Arial" w:cs="Arial"/>
                 <w:b/>
+                <w:color w:val="25282B"/>
                 <w:sz w:val="17"/>
               </w:rPr>
               <w:t>Süre</w:t>
@@ -233,24 +643,33 @@
         </w:tc>
         <w:tc>
           <w:tcPr>
-            <w:tcW w:type="dxa" w:w="3855"/>
-            <w:vAlign w:val="center"/>
+            <w:tcW w:type="dxa" w:w="7711"/>
+            <w:vAlign w:val="top"/>
+            <w:shd w:fill="FFFFFF"/>
             <w:tcMar>
-              <w:top w:w="55" w:type="dxa"/>
-              <w:start w:w="70" w:type="dxa"/>
-              <w:bottom w:w="55" w:type="dxa"/>
-              <w:end w:w="70" w:type="dxa"/>
+              <w:top w:w="72" w:type="dxa"/>
+              <w:start w:w="95" w:type="dxa"/>
+              <w:bottom w:w="72" w:type="dxa"/>
+              <w:end w:w="95" w:type="dxa"/>
             </w:tcMar>
+            <w:tcBorders>
+              <w:top w:val="single" w:sz="4" w:color="B7BCC2"/>
+              <w:left w:val="single" w:sz="4" w:color="B7BCC2"/>
+              <w:bottom w:val="single" w:sz="4" w:color="B7BCC2"/>
+              <w:right w:val="single" w:sz="4" w:color="B7BCC2"/>
+            </w:tcBorders>
           </w:tcPr>
           <w:p>
             <w:pPr>
-              <w:spacing w:before="0" w:after="0" w:line="240" w:lineRule="auto"/>
+              <w:spacing w:before="0" w:after="0" w:line="245" w:lineRule="auto"/>
             </w:pPr>
             <w:r/>
             <w:r>
               <w:rPr>
-                <w:rFonts w:ascii="Arial" w:hAnsi="Arial"/>
-                <w:sz w:val="16"/>
+                <w:rFonts w:ascii="Arial" w:hAnsi="Arial" w:eastAsia="Arial" w:cs="Arial"/>
+                <w:b w:val="0"/>
+                <w:color w:val="25282B"/>
+                <w:sz w:val="17"/>
               </w:rPr>
               <w:t>1 + 1 ders saati (80 dakika)</w:t>
             </w:r>
@@ -263,25 +682,32 @@
         </w:trPr>
         <w:tc>
           <w:tcPr>
-            <w:tcW w:type="dxa" w:w="1814"/>
-            <w:vAlign w:val="center"/>
+            <w:tcW w:type="dxa" w:w="2523"/>
+            <w:vAlign w:val="top"/>
+            <w:shd w:fill="F1F2F3"/>
             <w:tcMar>
-              <w:top w:w="55" w:type="dxa"/>
-              <w:start w:w="70" w:type="dxa"/>
-              <w:bottom w:w="55" w:type="dxa"/>
-              <w:end w:w="70" w:type="dxa"/>
+              <w:top w:w="72" w:type="dxa"/>
+              <w:start w:w="95" w:type="dxa"/>
+              <w:bottom w:w="72" w:type="dxa"/>
+              <w:end w:w="95" w:type="dxa"/>
             </w:tcMar>
-            <w:shd w:fill="D9EAF7"/>
+            <w:tcBorders>
+              <w:top w:val="single" w:sz="4" w:color="B7BCC2"/>
+              <w:left w:val="single" w:sz="4" w:color="B7BCC2"/>
+              <w:bottom w:val="single" w:sz="4" w:color="B7BCC2"/>
+              <w:right w:val="single" w:sz="4" w:color="B7BCC2"/>
+            </w:tcBorders>
           </w:tcPr>
           <w:p>
             <w:pPr>
-              <w:spacing w:after="0" w:before="0" w:line="240" w:lineRule="auto"/>
+              <w:spacing w:before="0" w:after="0" w:line="245" w:lineRule="auto"/>
             </w:pPr>
             <w:r/>
             <w:r>
               <w:rPr>
-                <w:rFonts w:ascii="Arial" w:hAnsi="Arial" w:eastAsia="Arial"/>
+                <w:rFonts w:ascii="Arial" w:hAnsi="Arial" w:eastAsia="Arial" w:cs="Arial"/>
                 <w:b/>
+                <w:color w:val="25282B"/>
                 <w:sz w:val="17"/>
               </w:rPr>
               <w:t>Tema / Ünite</w:t>
@@ -290,25 +716,33 @@
         </w:tc>
         <w:tc>
           <w:tcPr>
-            <w:tcW w:type="dxa" w:w="9185"/>
-            <w:vAlign w:val="center"/>
-            <w:gridSpan w:val="3"/>
+            <w:tcW w:type="dxa" w:w="7711"/>
+            <w:vAlign w:val="top"/>
+            <w:shd w:fill="FFFFFF"/>
             <w:tcMar>
-              <w:top w:w="55" w:type="dxa"/>
-              <w:start w:w="70" w:type="dxa"/>
-              <w:bottom w:w="55" w:type="dxa"/>
-              <w:end w:w="70" w:type="dxa"/>
+              <w:top w:w="72" w:type="dxa"/>
+              <w:start w:w="95" w:type="dxa"/>
+              <w:bottom w:w="72" w:type="dxa"/>
+              <w:end w:w="95" w:type="dxa"/>
             </w:tcMar>
+            <w:tcBorders>
+              <w:top w:val="single" w:sz="4" w:color="B7BCC2"/>
+              <w:left w:val="single" w:sz="4" w:color="B7BCC2"/>
+              <w:bottom w:val="single" w:sz="4" w:color="B7BCC2"/>
+              <w:right w:val="single" w:sz="4" w:color="B7BCC2"/>
+            </w:tcBorders>
           </w:tcPr>
           <w:p>
             <w:pPr>
-              <w:spacing w:before="0" w:after="0" w:line="240" w:lineRule="auto"/>
+              <w:spacing w:before="0" w:after="0" w:line="245" w:lineRule="auto"/>
             </w:pPr>
             <w:r/>
             <w:r>
               <w:rPr>
-                <w:rFonts w:ascii="Arial" w:hAnsi="Arial"/>
-                <w:sz w:val="16"/>
+                <w:rFonts w:ascii="Arial" w:hAnsi="Arial" w:eastAsia="Arial" w:cs="Arial"/>
+                <w:b w:val="0"/>
+                <w:color w:val="25282B"/>
+                <w:sz w:val="17"/>
               </w:rPr>
               <w:t>Dijital Ürün Tasarımı ve Geliştirme / Bilgisayar Ağları ve İletişim</w:t>
             </w:r>
@@ -321,25 +755,32 @@
         </w:trPr>
         <w:tc>
           <w:tcPr>
-            <w:tcW w:type="dxa" w:w="1814"/>
-            <w:vAlign w:val="center"/>
+            <w:tcW w:type="dxa" w:w="2523"/>
+            <w:vAlign w:val="top"/>
+            <w:shd w:fill="F1F2F3"/>
             <w:tcMar>
-              <w:top w:w="55" w:type="dxa"/>
-              <w:start w:w="70" w:type="dxa"/>
-              <w:bottom w:w="55" w:type="dxa"/>
-              <w:end w:w="70" w:type="dxa"/>
+              <w:top w:w="72" w:type="dxa"/>
+              <w:start w:w="95" w:type="dxa"/>
+              <w:bottom w:w="72" w:type="dxa"/>
+              <w:end w:w="95" w:type="dxa"/>
             </w:tcMar>
-            <w:shd w:fill="D9EAF7"/>
+            <w:tcBorders>
+              <w:top w:val="single" w:sz="4" w:color="B7BCC2"/>
+              <w:left w:val="single" w:sz="4" w:color="B7BCC2"/>
+              <w:bottom w:val="single" w:sz="4" w:color="B7BCC2"/>
+              <w:right w:val="single" w:sz="4" w:color="B7BCC2"/>
+            </w:tcBorders>
           </w:tcPr>
           <w:p>
             <w:pPr>
-              <w:spacing w:after="0" w:before="0" w:line="240" w:lineRule="auto"/>
+              <w:spacing w:before="0" w:after="0" w:line="245" w:lineRule="auto"/>
             </w:pPr>
             <w:r/>
             <w:r>
               <w:rPr>
-                <w:rFonts w:ascii="Arial" w:hAnsi="Arial" w:eastAsia="Arial"/>
+                <w:rFonts w:ascii="Arial" w:hAnsi="Arial" w:eastAsia="Arial" w:cs="Arial"/>
                 <w:b/>
+                <w:color w:val="25282B"/>
                 <w:sz w:val="17"/>
               </w:rPr>
               <w:t>İçerik Çerçevesi (Konu)</w:t>
@@ -348,25 +789,33 @@
         </w:tc>
         <w:tc>
           <w:tcPr>
-            <w:tcW w:type="dxa" w:w="9185"/>
-            <w:vAlign w:val="center"/>
-            <w:gridSpan w:val="3"/>
+            <w:tcW w:type="dxa" w:w="7711"/>
+            <w:vAlign w:val="top"/>
+            <w:shd w:fill="FFFFFF"/>
             <w:tcMar>
-              <w:top w:w="55" w:type="dxa"/>
-              <w:start w:w="70" w:type="dxa"/>
-              <w:bottom w:w="55" w:type="dxa"/>
-              <w:end w:w="70" w:type="dxa"/>
+              <w:top w:w="72" w:type="dxa"/>
+              <w:start w:w="95" w:type="dxa"/>
+              <w:bottom w:w="72" w:type="dxa"/>
+              <w:end w:w="95" w:type="dxa"/>
             </w:tcMar>
+            <w:tcBorders>
+              <w:top w:val="single" w:sz="4" w:color="B7BCC2"/>
+              <w:left w:val="single" w:sz="4" w:color="B7BCC2"/>
+              <w:bottom w:val="single" w:sz="4" w:color="B7BCC2"/>
+              <w:right w:val="single" w:sz="4" w:color="B7BCC2"/>
+            </w:tcBorders>
           </w:tcPr>
           <w:p>
             <w:pPr>
-              <w:spacing w:before="0" w:after="0" w:line="240" w:lineRule="auto"/>
+              <w:spacing w:before="0" w:after="0" w:line="245" w:lineRule="auto"/>
             </w:pPr>
             <w:r/>
             <w:r>
               <w:rPr>
-                <w:rFonts w:ascii="Arial" w:hAnsi="Arial"/>
-                <w:sz w:val="16"/>
+                <w:rFonts w:ascii="Arial" w:hAnsi="Arial" w:eastAsia="Arial" w:cs="Arial"/>
+                <w:b w:val="0"/>
+                <w:color w:val="25282B"/>
+                <w:sz w:val="17"/>
               </w:rPr>
               <w:t>Sunum Dosyası Oluşturma / Bilgisayar Ağları ve Ağ Bileşenleri</w:t>
             </w:r>
@@ -379,25 +828,32 @@
         </w:trPr>
         <w:tc>
           <w:tcPr>
-            <w:tcW w:type="dxa" w:w="1814"/>
-            <w:vAlign w:val="center"/>
+            <w:tcW w:type="dxa" w:w="2523"/>
+            <w:vAlign w:val="top"/>
+            <w:shd w:fill="F1F2F3"/>
             <w:tcMar>
-              <w:top w:w="55" w:type="dxa"/>
-              <w:start w:w="70" w:type="dxa"/>
-              <w:bottom w:w="55" w:type="dxa"/>
-              <w:end w:w="70" w:type="dxa"/>
+              <w:top w:w="72" w:type="dxa"/>
+              <w:start w:w="95" w:type="dxa"/>
+              <w:bottom w:w="72" w:type="dxa"/>
+              <w:end w:w="95" w:type="dxa"/>
             </w:tcMar>
-            <w:shd w:fill="D9EAF7"/>
+            <w:tcBorders>
+              <w:top w:val="single" w:sz="4" w:color="B7BCC2"/>
+              <w:left w:val="single" w:sz="4" w:color="B7BCC2"/>
+              <w:bottom w:val="single" w:sz="4" w:color="B7BCC2"/>
+              <w:right w:val="single" w:sz="4" w:color="B7BCC2"/>
+            </w:tcBorders>
           </w:tcPr>
           <w:p>
             <w:pPr>
-              <w:spacing w:after="0" w:before="0" w:line="240" w:lineRule="auto"/>
+              <w:spacing w:before="0" w:after="0" w:line="245" w:lineRule="auto"/>
             </w:pPr>
             <w:r/>
             <w:r>
               <w:rPr>
-                <w:rFonts w:ascii="Arial" w:hAnsi="Arial" w:eastAsia="Arial"/>
+                <w:rFonts w:ascii="Arial" w:hAnsi="Arial" w:eastAsia="Arial" w:cs="Arial"/>
                 <w:b/>
+                <w:color w:val="25282B"/>
                 <w:sz w:val="17"/>
               </w:rPr>
               <w:t>Alan Becerileri</w:t>
@@ -406,25 +862,33 @@
         </w:tc>
         <w:tc>
           <w:tcPr>
-            <w:tcW w:type="dxa" w:w="9185"/>
-            <w:vAlign w:val="center"/>
-            <w:gridSpan w:val="3"/>
+            <w:tcW w:type="dxa" w:w="7711"/>
+            <w:vAlign w:val="top"/>
+            <w:shd w:fill="FFFFFF"/>
             <w:tcMar>
-              <w:top w:w="55" w:type="dxa"/>
-              <w:start w:w="70" w:type="dxa"/>
-              <w:bottom w:w="55" w:type="dxa"/>
-              <w:end w:w="70" w:type="dxa"/>
+              <w:top w:w="72" w:type="dxa"/>
+              <w:start w:w="95" w:type="dxa"/>
+              <w:bottom w:w="72" w:type="dxa"/>
+              <w:end w:w="95" w:type="dxa"/>
             </w:tcMar>
+            <w:tcBorders>
+              <w:top w:val="single" w:sz="4" w:color="B7BCC2"/>
+              <w:left w:val="single" w:sz="4" w:color="B7BCC2"/>
+              <w:bottom w:val="single" w:sz="4" w:color="B7BCC2"/>
+              <w:right w:val="single" w:sz="4" w:color="B7BCC2"/>
+            </w:tcBorders>
           </w:tcPr>
           <w:p>
             <w:pPr>
-              <w:spacing w:before="0" w:after="0" w:line="240" w:lineRule="auto"/>
+              <w:spacing w:before="0" w:after="0" w:line="245" w:lineRule="auto"/>
             </w:pPr>
             <w:r/>
             <w:r>
               <w:rPr>
-                <w:rFonts w:ascii="Arial" w:hAnsi="Arial"/>
-                <w:sz w:val="16"/>
+                <w:rFonts w:ascii="Arial" w:hAnsi="Arial" w:eastAsia="Arial" w:cs="Arial"/>
+                <w:b w:val="0"/>
+                <w:color w:val="25282B"/>
+                <w:sz w:val="17"/>
               </w:rPr>
               <w:t>BTYAB4. Dijital Ürün Geliştirme / BTYAB1. Bilişim Teknolojilerini Kullanma</w:t>
             </w:r>
@@ -437,25 +901,32 @@
         </w:trPr>
         <w:tc>
           <w:tcPr>
-            <w:tcW w:type="dxa" w:w="1814"/>
-            <w:vAlign w:val="center"/>
+            <w:tcW w:type="dxa" w:w="2523"/>
+            <w:vAlign w:val="top"/>
+            <w:shd w:fill="F1F2F3"/>
             <w:tcMar>
-              <w:top w:w="55" w:type="dxa"/>
-              <w:start w:w="70" w:type="dxa"/>
-              <w:bottom w:w="55" w:type="dxa"/>
-              <w:end w:w="70" w:type="dxa"/>
+              <w:top w:w="72" w:type="dxa"/>
+              <w:start w:w="95" w:type="dxa"/>
+              <w:bottom w:w="72" w:type="dxa"/>
+              <w:end w:w="95" w:type="dxa"/>
             </w:tcMar>
-            <w:shd w:fill="D9EAF7"/>
+            <w:tcBorders>
+              <w:top w:val="single" w:sz="4" w:color="B7BCC2"/>
+              <w:left w:val="single" w:sz="4" w:color="B7BCC2"/>
+              <w:bottom w:val="single" w:sz="4" w:color="B7BCC2"/>
+              <w:right w:val="single" w:sz="4" w:color="B7BCC2"/>
+            </w:tcBorders>
           </w:tcPr>
           <w:p>
             <w:pPr>
-              <w:spacing w:after="0" w:before="0" w:line="240" w:lineRule="auto"/>
+              <w:spacing w:before="0" w:after="0" w:line="245" w:lineRule="auto"/>
             </w:pPr>
             <w:r/>
             <w:r>
               <w:rPr>
-                <w:rFonts w:ascii="Arial" w:hAnsi="Arial" w:eastAsia="Arial"/>
+                <w:rFonts w:ascii="Arial" w:hAnsi="Arial" w:eastAsia="Arial" w:cs="Arial"/>
                 <w:b/>
+                <w:color w:val="25282B"/>
                 <w:sz w:val="17"/>
               </w:rPr>
               <w:t>Kavramsal Beceriler</w:t>
@@ -464,25 +935,33 @@
         </w:tc>
         <w:tc>
           <w:tcPr>
-            <w:tcW w:type="dxa" w:w="9185"/>
-            <w:vAlign w:val="center"/>
-            <w:gridSpan w:val="3"/>
+            <w:tcW w:type="dxa" w:w="7711"/>
+            <w:vAlign w:val="top"/>
+            <w:shd w:fill="FFFFFF"/>
             <w:tcMar>
-              <w:top w:w="55" w:type="dxa"/>
-              <w:start w:w="70" w:type="dxa"/>
-              <w:bottom w:w="55" w:type="dxa"/>
-              <w:end w:w="70" w:type="dxa"/>
+              <w:top w:w="72" w:type="dxa"/>
+              <w:start w:w="95" w:type="dxa"/>
+              <w:bottom w:w="72" w:type="dxa"/>
+              <w:end w:w="95" w:type="dxa"/>
             </w:tcMar>
+            <w:tcBorders>
+              <w:top w:val="single" w:sz="4" w:color="B7BCC2"/>
+              <w:left w:val="single" w:sz="4" w:color="B7BCC2"/>
+              <w:bottom w:val="single" w:sz="4" w:color="B7BCC2"/>
+              <w:right w:val="single" w:sz="4" w:color="B7BCC2"/>
+            </w:tcBorders>
           </w:tcPr>
           <w:p>
             <w:pPr>
-              <w:spacing w:before="0" w:after="0" w:line="240" w:lineRule="auto"/>
+              <w:spacing w:before="0" w:after="0" w:line="245" w:lineRule="auto"/>
             </w:pPr>
             <w:r/>
             <w:r>
               <w:rPr>
-                <w:rFonts w:ascii="Arial" w:hAnsi="Arial"/>
-                <w:sz w:val="16"/>
+                <w:rFonts w:ascii="Arial" w:hAnsi="Arial" w:eastAsia="Arial" w:cs="Arial"/>
+                <w:b w:val="0"/>
+                <w:color w:val="25282B"/>
+                <w:sz w:val="17"/>
               </w:rPr>
               <w:t>1. ders saati: — / 2. ders saati: KB2.8. Sorgulama</w:t>
             </w:r>
@@ -495,25 +974,32 @@
         </w:trPr>
         <w:tc>
           <w:tcPr>
-            <w:tcW w:type="dxa" w:w="1814"/>
-            <w:vAlign w:val="center"/>
+            <w:tcW w:type="dxa" w:w="2523"/>
+            <w:vAlign w:val="top"/>
+            <w:shd w:fill="F1F2F3"/>
             <w:tcMar>
-              <w:top w:w="55" w:type="dxa"/>
-              <w:start w:w="70" w:type="dxa"/>
-              <w:bottom w:w="55" w:type="dxa"/>
-              <w:end w:w="70" w:type="dxa"/>
+              <w:top w:w="72" w:type="dxa"/>
+              <w:start w:w="95" w:type="dxa"/>
+              <w:bottom w:w="72" w:type="dxa"/>
+              <w:end w:w="95" w:type="dxa"/>
             </w:tcMar>
-            <w:shd w:fill="D9EAF7"/>
+            <w:tcBorders>
+              <w:top w:val="single" w:sz="4" w:color="B7BCC2"/>
+              <w:left w:val="single" w:sz="4" w:color="B7BCC2"/>
+              <w:bottom w:val="single" w:sz="4" w:color="B7BCC2"/>
+              <w:right w:val="single" w:sz="4" w:color="B7BCC2"/>
+            </w:tcBorders>
           </w:tcPr>
           <w:p>
             <w:pPr>
-              <w:spacing w:after="0" w:before="0" w:line="240" w:lineRule="auto"/>
+              <w:spacing w:before="0" w:after="0" w:line="245" w:lineRule="auto"/>
             </w:pPr>
             <w:r/>
             <w:r>
               <w:rPr>
-                <w:rFonts w:ascii="Arial" w:hAnsi="Arial" w:eastAsia="Arial"/>
+                <w:rFonts w:ascii="Arial" w:hAnsi="Arial" w:eastAsia="Arial" w:cs="Arial"/>
                 <w:b/>
+                <w:color w:val="25282B"/>
                 <w:sz w:val="17"/>
               </w:rPr>
               <w:t>Eğilimler</w:t>
@@ -522,25 +1008,33 @@
         </w:tc>
         <w:tc>
           <w:tcPr>
-            <w:tcW w:type="dxa" w:w="9185"/>
-            <w:vAlign w:val="center"/>
-            <w:gridSpan w:val="3"/>
+            <w:tcW w:type="dxa" w:w="7711"/>
+            <w:vAlign w:val="top"/>
+            <w:shd w:fill="FFFFFF"/>
             <w:tcMar>
-              <w:top w:w="55" w:type="dxa"/>
-              <w:start w:w="70" w:type="dxa"/>
-              <w:bottom w:w="55" w:type="dxa"/>
-              <w:end w:w="70" w:type="dxa"/>
+              <w:top w:w="72" w:type="dxa"/>
+              <w:start w:w="95" w:type="dxa"/>
+              <w:bottom w:w="72" w:type="dxa"/>
+              <w:end w:w="95" w:type="dxa"/>
             </w:tcMar>
+            <w:tcBorders>
+              <w:top w:val="single" w:sz="4" w:color="B7BCC2"/>
+              <w:left w:val="single" w:sz="4" w:color="B7BCC2"/>
+              <w:bottom w:val="single" w:sz="4" w:color="B7BCC2"/>
+              <w:right w:val="single" w:sz="4" w:color="B7BCC2"/>
+            </w:tcBorders>
           </w:tcPr>
           <w:p>
             <w:pPr>
-              <w:spacing w:before="0" w:after="0" w:line="240" w:lineRule="auto"/>
+              <w:spacing w:before="0" w:after="0" w:line="245" w:lineRule="auto"/>
             </w:pPr>
             <w:r/>
             <w:r>
               <w:rPr>
-                <w:rFonts w:ascii="Arial" w:hAnsi="Arial"/>
-                <w:sz w:val="16"/>
+                <w:rFonts w:ascii="Arial" w:hAnsi="Arial" w:eastAsia="Arial" w:cs="Arial"/>
+                <w:b w:val="0"/>
+                <w:color w:val="25282B"/>
+                <w:sz w:val="17"/>
               </w:rPr>
               <w:t>1. ders saati (Tema 2): E1.1. Merak, E1.2. Bağımsızlık, E1.4. Kendine İnanma (Öz Yeterlilik), E2.1. Empati, E2.2. Sorumluluk, E2.3. Girişkenlik, E2.5. Oyunseverlik, E3.1. Muhakeme, E3.2. Odaklanma, E3.3. Yaratıcılık, E3.4. Gerçeği Arama, E3.5. Açık Fikirlilik, E3.6. Analitiklik, E3.10. Eleştirel Bakma / 2. ders saati (Tema 3): E1.1. Merak, E3.3. Yaratıcılık, E3.4. Gerçeği Arama</w:t>
             </w:r>
@@ -553,25 +1047,32 @@
         </w:trPr>
         <w:tc>
           <w:tcPr>
-            <w:tcW w:type="dxa" w:w="1814"/>
-            <w:vAlign w:val="center"/>
+            <w:tcW w:type="dxa" w:w="2523"/>
+            <w:vAlign w:val="top"/>
+            <w:shd w:fill="F1F2F3"/>
             <w:tcMar>
-              <w:top w:w="55" w:type="dxa"/>
-              <w:start w:w="70" w:type="dxa"/>
-              <w:bottom w:w="55" w:type="dxa"/>
-              <w:end w:w="70" w:type="dxa"/>
+              <w:top w:w="72" w:type="dxa"/>
+              <w:start w:w="95" w:type="dxa"/>
+              <w:bottom w:w="72" w:type="dxa"/>
+              <w:end w:w="95" w:type="dxa"/>
             </w:tcMar>
-            <w:shd w:fill="D9EAF7"/>
+            <w:tcBorders>
+              <w:top w:val="single" w:sz="4" w:color="B7BCC2"/>
+              <w:left w:val="single" w:sz="4" w:color="B7BCC2"/>
+              <w:bottom w:val="single" w:sz="4" w:color="B7BCC2"/>
+              <w:right w:val="single" w:sz="4" w:color="B7BCC2"/>
+            </w:tcBorders>
           </w:tcPr>
           <w:p>
             <w:pPr>
-              <w:spacing w:after="0" w:before="0" w:line="240" w:lineRule="auto"/>
+              <w:spacing w:before="0" w:after="0" w:line="245" w:lineRule="auto"/>
             </w:pPr>
             <w:r/>
             <w:r>
               <w:rPr>
-                <w:rFonts w:ascii="Arial" w:hAnsi="Arial" w:eastAsia="Arial"/>
+                <w:rFonts w:ascii="Arial" w:hAnsi="Arial" w:eastAsia="Arial" w:cs="Arial"/>
                 <w:b/>
+                <w:color w:val="25282B"/>
                 <w:sz w:val="17"/>
               </w:rPr>
               <w:t>Anahtar Kavramlar</w:t>
@@ -580,26 +1081,33 @@
         </w:tc>
         <w:tc>
           <w:tcPr>
-            <w:tcW w:type="dxa" w:w="9185"/>
-            <w:vAlign w:val="center"/>
-            <w:gridSpan w:val="3"/>
+            <w:tcW w:type="dxa" w:w="7711"/>
+            <w:vAlign w:val="top"/>
+            <w:shd w:fill="FFFFFF"/>
             <w:tcMar>
-              <w:top w:w="55" w:type="dxa"/>
-              <w:start w:w="70" w:type="dxa"/>
-              <w:bottom w:w="55" w:type="dxa"/>
-              <w:end w:w="70" w:type="dxa"/>
+              <w:top w:w="72" w:type="dxa"/>
+              <w:start w:w="95" w:type="dxa"/>
+              <w:bottom w:w="72" w:type="dxa"/>
+              <w:end w:w="95" w:type="dxa"/>
             </w:tcMar>
+            <w:tcBorders>
+              <w:top w:val="single" w:sz="4" w:color="B7BCC2"/>
+              <w:left w:val="single" w:sz="4" w:color="B7BCC2"/>
+              <w:bottom w:val="single" w:sz="4" w:color="B7BCC2"/>
+              <w:right w:val="single" w:sz="4" w:color="B7BCC2"/>
+            </w:tcBorders>
           </w:tcPr>
           <w:p>
             <w:pPr>
-              <w:spacing w:before="0" w:after="0" w:line="240" w:lineRule="auto"/>
+              <w:spacing w:before="0" w:after="0" w:line="245" w:lineRule="auto"/>
             </w:pPr>
             <w:r/>
             <w:r>
               <w:rPr>
-                <w:rFonts w:ascii="Arial" w:hAnsi="Arial"/>
+                <w:rFonts w:ascii="Arial" w:hAnsi="Arial" w:eastAsia="Arial" w:cs="Arial"/>
                 <w:b w:val="0"/>
-                <w:sz w:val="16"/>
+                <w:color w:val="25282B"/>
+                <w:sz w:val="17"/>
               </w:rPr>
               <w:t>sunum planı, güvenilir kaynak, kaynakça, görsel iletişim, ağ, iletişim, ağ bileşeni</w:t>
             </w:r>
@@ -612,25 +1120,32 @@
         </w:trPr>
         <w:tc>
           <w:tcPr>
-            <w:tcW w:type="dxa" w:w="1814"/>
-            <w:vAlign w:val="center"/>
+            <w:tcW w:type="dxa" w:w="2523"/>
+            <w:vAlign w:val="top"/>
+            <w:shd w:fill="F1F2F3"/>
             <w:tcMar>
-              <w:top w:w="55" w:type="dxa"/>
-              <w:start w:w="70" w:type="dxa"/>
-              <w:bottom w:w="55" w:type="dxa"/>
-              <w:end w:w="70" w:type="dxa"/>
+              <w:top w:w="72" w:type="dxa"/>
+              <w:start w:w="95" w:type="dxa"/>
+              <w:bottom w:w="72" w:type="dxa"/>
+              <w:end w:w="95" w:type="dxa"/>
             </w:tcMar>
-            <w:shd w:fill="D9EAF7"/>
+            <w:tcBorders>
+              <w:top w:val="single" w:sz="4" w:color="B7BCC2"/>
+              <w:left w:val="single" w:sz="4" w:color="B7BCC2"/>
+              <w:bottom w:val="single" w:sz="4" w:color="B7BCC2"/>
+              <w:right w:val="single" w:sz="4" w:color="B7BCC2"/>
+            </w:tcBorders>
           </w:tcPr>
           <w:p>
             <w:pPr>
-              <w:spacing w:after="0" w:before="0" w:line="240" w:lineRule="auto"/>
+              <w:spacing w:before="0" w:after="0" w:line="245" w:lineRule="auto"/>
             </w:pPr>
             <w:r/>
             <w:r>
               <w:rPr>
-                <w:rFonts w:ascii="Arial" w:hAnsi="Arial" w:eastAsia="Arial"/>
+                <w:rFonts w:ascii="Arial" w:hAnsi="Arial" w:eastAsia="Arial" w:cs="Arial"/>
                 <w:b/>
+                <w:color w:val="25282B"/>
                 <w:sz w:val="17"/>
               </w:rPr>
               <w:t>Öğrenme Çıktısı ve</w:t>
@@ -641,121 +1156,145 @@
         </w:tc>
         <w:tc>
           <w:tcPr>
-            <w:tcW w:type="dxa" w:w="9185"/>
-            <w:vAlign w:val="center"/>
-            <w:gridSpan w:val="3"/>
+            <w:tcW w:type="dxa" w:w="7711"/>
+            <w:vAlign w:val="top"/>
+            <w:shd w:fill="FFFFFF"/>
             <w:tcMar>
-              <w:top w:w="55" w:type="dxa"/>
-              <w:start w:w="70" w:type="dxa"/>
-              <w:bottom w:w="55" w:type="dxa"/>
-              <w:end w:w="70" w:type="dxa"/>
+              <w:top w:w="72" w:type="dxa"/>
+              <w:start w:w="95" w:type="dxa"/>
+              <w:bottom w:w="72" w:type="dxa"/>
+              <w:end w:w="95" w:type="dxa"/>
             </w:tcMar>
+            <w:tcBorders>
+              <w:top w:val="single" w:sz="4" w:color="B7BCC2"/>
+              <w:left w:val="single" w:sz="4" w:color="B7BCC2"/>
+              <w:bottom w:val="single" w:sz="4" w:color="B7BCC2"/>
+              <w:right w:val="single" w:sz="4" w:color="B7BCC2"/>
+            </w:tcBorders>
           </w:tcPr>
           <w:p>
             <w:pPr>
-              <w:spacing w:before="0" w:after="0" w:line="240" w:lineRule="auto"/>
+              <w:spacing w:before="0" w:after="22" w:line="245" w:lineRule="auto"/>
             </w:pPr>
             <w:r/>
             <w:r>
               <w:rPr>
-                <w:rFonts w:ascii="Arial" w:hAnsi="Arial"/>
-                <w:sz w:val="16"/>
+                <w:rFonts w:ascii="Arial" w:hAnsi="Arial" w:eastAsia="Arial" w:cs="Arial"/>
+                <w:b/>
+                <w:color w:val="25282B"/>
+                <w:sz w:val="17"/>
               </w:rPr>
               <w:t>BTY.5.2.7. Sunum dosyası geliştirebilme</w:t>
             </w:r>
           </w:p>
           <w:p>
             <w:pPr>
-              <w:spacing w:before="0" w:after="0" w:line="240" w:lineRule="auto"/>
+              <w:spacing w:before="0" w:after="22" w:line="245" w:lineRule="auto"/>
             </w:pPr>
             <w:r>
               <w:rPr>
-                <w:rFonts w:ascii="Arial" w:hAnsi="Arial"/>
-                <w:sz w:val="16"/>
+                <w:rFonts w:ascii="Arial" w:hAnsi="Arial" w:eastAsia="Arial" w:cs="Arial"/>
+                <w:b w:val="0"/>
+                <w:color w:val="25282B"/>
+                <w:sz w:val="17"/>
               </w:rPr>
               <w:t>a) Sunum dosyası oluşturur.</w:t>
             </w:r>
           </w:p>
           <w:p>
             <w:pPr>
-              <w:spacing w:before="0" w:after="0" w:line="240" w:lineRule="auto"/>
+              <w:spacing w:before="0" w:after="22" w:line="245" w:lineRule="auto"/>
             </w:pPr>
             <w:r>
               <w:rPr>
-                <w:rFonts w:ascii="Arial" w:hAnsi="Arial"/>
-                <w:sz w:val="16"/>
+                <w:rFonts w:ascii="Arial" w:hAnsi="Arial" w:eastAsia="Arial" w:cs="Arial"/>
+                <w:b w:val="0"/>
+                <w:color w:val="25282B"/>
+                <w:sz w:val="17"/>
               </w:rPr>
               <w:t>b) Oluşturulan sunum dosyasını belirlenen ölçütler açısından değerlendirir.</w:t>
             </w:r>
           </w:p>
           <w:p>
             <w:pPr>
-              <w:spacing w:before="0" w:after="0" w:line="240" w:lineRule="auto"/>
+              <w:spacing w:before="0" w:after="22" w:line="245" w:lineRule="auto"/>
             </w:pPr>
             <w:r>
               <w:rPr>
-                <w:rFonts w:ascii="Arial" w:hAnsi="Arial"/>
-                <w:sz w:val="16"/>
+                <w:rFonts w:ascii="Arial" w:hAnsi="Arial" w:eastAsia="Arial" w:cs="Arial"/>
+                <w:b w:val="0"/>
+                <w:color w:val="25282B"/>
+                <w:sz w:val="17"/>
               </w:rPr>
               <w:t>BTY.5.3.1. Bilgisayar ağları ve bileşenlerini sorgulayabilme</w:t>
             </w:r>
           </w:p>
           <w:p>
             <w:pPr>
-              <w:spacing w:before="0" w:after="0" w:line="240" w:lineRule="auto"/>
+              <w:spacing w:before="0" w:after="22" w:line="245" w:lineRule="auto"/>
             </w:pPr>
             <w:r>
               <w:rPr>
-                <w:rFonts w:ascii="Arial" w:hAnsi="Arial"/>
-                <w:sz w:val="16"/>
+                <w:rFonts w:ascii="Arial" w:hAnsi="Arial" w:eastAsia="Arial" w:cs="Arial"/>
+                <w:b w:val="0"/>
+                <w:color w:val="25282B"/>
+                <w:sz w:val="17"/>
               </w:rPr>
               <w:t>a) Bilgisayar ağları ve bileşenleri ile ilgili merak ettiği konuları tanımlar.</w:t>
             </w:r>
           </w:p>
           <w:p>
             <w:pPr>
-              <w:spacing w:before="0" w:after="0" w:line="240" w:lineRule="auto"/>
+              <w:spacing w:before="0" w:after="22" w:line="245" w:lineRule="auto"/>
             </w:pPr>
             <w:r>
               <w:rPr>
-                <w:rFonts w:ascii="Arial" w:hAnsi="Arial"/>
-                <w:sz w:val="16"/>
+                <w:rFonts w:ascii="Arial" w:hAnsi="Arial" w:eastAsia="Arial" w:cs="Arial"/>
+                <w:b w:val="0"/>
+                <w:color w:val="25282B"/>
+                <w:sz w:val="17"/>
               </w:rPr>
               <w:t>b) Bilgisayar ağları ve bileşenleri hakkında sorular sorar.</w:t>
             </w:r>
           </w:p>
           <w:p>
             <w:pPr>
-              <w:spacing w:before="0" w:after="0" w:line="240" w:lineRule="auto"/>
+              <w:spacing w:before="0" w:after="22" w:line="245" w:lineRule="auto"/>
             </w:pPr>
             <w:r>
               <w:rPr>
-                <w:rFonts w:ascii="Arial" w:hAnsi="Arial"/>
-                <w:sz w:val="16"/>
+                <w:rFonts w:ascii="Arial" w:hAnsi="Arial" w:eastAsia="Arial" w:cs="Arial"/>
+                <w:b w:val="0"/>
+                <w:color w:val="25282B"/>
+                <w:sz w:val="17"/>
               </w:rPr>
               <w:t>c) Bilgisayar ağları ve bileşenleri hakkında bilgi toplar.</w:t>
             </w:r>
           </w:p>
           <w:p>
             <w:pPr>
-              <w:spacing w:before="0" w:after="0" w:line="240" w:lineRule="auto"/>
+              <w:spacing w:before="0" w:after="22" w:line="245" w:lineRule="auto"/>
             </w:pPr>
             <w:r>
               <w:rPr>
-                <w:rFonts w:ascii="Arial" w:hAnsi="Arial"/>
-                <w:sz w:val="16"/>
+                <w:rFonts w:ascii="Arial" w:hAnsi="Arial" w:eastAsia="Arial" w:cs="Arial"/>
+                <w:b w:val="0"/>
+                <w:color w:val="25282B"/>
+                <w:sz w:val="17"/>
               </w:rPr>
               <w:t>ç) Bilgisayar ağları ve bileşenleri hakkında topladığı bilgilerin doğruluğunu değerlendirir.</w:t>
             </w:r>
           </w:p>
           <w:p>
             <w:pPr>
-              <w:spacing w:before="0" w:after="0" w:line="240" w:lineRule="auto"/>
+              <w:spacing w:before="0" w:after="22" w:line="245" w:lineRule="auto"/>
             </w:pPr>
             <w:r>
               <w:rPr>
-                <w:rFonts w:ascii="Arial" w:hAnsi="Arial"/>
-                <w:sz w:val="16"/>
+                <w:rFonts w:ascii="Arial" w:hAnsi="Arial" w:eastAsia="Arial" w:cs="Arial"/>
+                <w:b w:val="0"/>
+                <w:color w:val="25282B"/>
+                <w:sz w:val="17"/>
               </w:rPr>
               <w:t>d) Bilgisayar ağları ve bileşenleri hakkında topladığı bilgiler hakkında çıkarım yapar.</w:t>
             </w:r>
@@ -768,25 +1307,32 @@
         </w:trPr>
         <w:tc>
           <w:tcPr>
-            <w:tcW w:type="dxa" w:w="1814"/>
-            <w:vAlign w:val="center"/>
+            <w:tcW w:type="dxa" w:w="2523"/>
+            <w:vAlign w:val="top"/>
+            <w:shd w:fill="F1F2F3"/>
             <w:tcMar>
-              <w:top w:w="55" w:type="dxa"/>
-              <w:start w:w="70" w:type="dxa"/>
-              <w:bottom w:w="55" w:type="dxa"/>
-              <w:end w:w="70" w:type="dxa"/>
+              <w:top w:w="72" w:type="dxa"/>
+              <w:start w:w="95" w:type="dxa"/>
+              <w:bottom w:w="72" w:type="dxa"/>
+              <w:end w:w="95" w:type="dxa"/>
             </w:tcMar>
-            <w:shd w:fill="D9EAF7"/>
+            <w:tcBorders>
+              <w:top w:val="single" w:sz="4" w:color="B7BCC2"/>
+              <w:left w:val="single" w:sz="4" w:color="B7BCC2"/>
+              <w:bottom w:val="single" w:sz="4" w:color="B7BCC2"/>
+              <w:right w:val="single" w:sz="4" w:color="B7BCC2"/>
+            </w:tcBorders>
           </w:tcPr>
           <w:p>
             <w:pPr>
-              <w:spacing w:after="0" w:before="0" w:line="240" w:lineRule="auto"/>
+              <w:spacing w:before="0" w:after="0" w:line="245" w:lineRule="auto"/>
             </w:pPr>
             <w:r/>
             <w:r>
               <w:rPr>
-                <w:rFonts w:ascii="Arial" w:hAnsi="Arial" w:eastAsia="Arial"/>
+                <w:rFonts w:ascii="Arial" w:hAnsi="Arial" w:eastAsia="Arial" w:cs="Arial"/>
                 <w:b/>
+                <w:color w:val="25282B"/>
                 <w:sz w:val="17"/>
               </w:rPr>
               <w:t>Yöntem / Teknik</w:t>
@@ -795,51 +1341,71 @@
         </w:tc>
         <w:tc>
           <w:tcPr>
-            <w:tcW w:type="dxa" w:w="3969"/>
-            <w:vAlign w:val="center"/>
+            <w:tcW w:type="dxa" w:w="7711"/>
+            <w:vAlign w:val="top"/>
+            <w:shd w:fill="FFFFFF"/>
             <w:tcMar>
-              <w:top w:w="55" w:type="dxa"/>
-              <w:start w:w="70" w:type="dxa"/>
-              <w:bottom w:w="55" w:type="dxa"/>
-              <w:end w:w="70" w:type="dxa"/>
+              <w:top w:w="72" w:type="dxa"/>
+              <w:start w:w="95" w:type="dxa"/>
+              <w:bottom w:w="72" w:type="dxa"/>
+              <w:end w:w="95" w:type="dxa"/>
             </w:tcMar>
+            <w:tcBorders>
+              <w:top w:val="single" w:sz="4" w:color="B7BCC2"/>
+              <w:left w:val="single" w:sz="4" w:color="B7BCC2"/>
+              <w:bottom w:val="single" w:sz="4" w:color="B7BCC2"/>
+              <w:right w:val="single" w:sz="4" w:color="B7BCC2"/>
+            </w:tcBorders>
           </w:tcPr>
           <w:p>
             <w:pPr>
-              <w:spacing w:before="0" w:after="0" w:line="240" w:lineRule="auto"/>
+              <w:spacing w:before="0" w:after="0" w:line="245" w:lineRule="auto"/>
             </w:pPr>
             <w:r/>
             <w:r>
               <w:rPr>
-                <w:rFonts w:ascii="Arial" w:hAnsi="Arial"/>
+                <w:rFonts w:ascii="Arial" w:hAnsi="Arial" w:eastAsia="Arial" w:cs="Arial"/>
                 <w:b w:val="0"/>
-                <w:sz w:val="16"/>
+                <w:color w:val="25282B"/>
+                <w:sz w:val="17"/>
               </w:rPr>
               <w:t>Ürün geliştirme, araştırma, akran değerlendirme, sorgulama</w:t>
             </w:r>
           </w:p>
         </w:tc>
+      </w:tr>
+      <w:tr>
+        <w:trPr>
+          <w:cantSplit/>
+        </w:trPr>
         <w:tc>
           <w:tcPr>
-            <w:tcW w:type="dxa" w:w="1361"/>
-            <w:vAlign w:val="center"/>
+            <w:tcW w:type="dxa" w:w="2523"/>
+            <w:vAlign w:val="top"/>
+            <w:shd w:fill="F1F2F3"/>
             <w:tcMar>
-              <w:top w:w="55" w:type="dxa"/>
-              <w:start w:w="70" w:type="dxa"/>
-              <w:bottom w:w="55" w:type="dxa"/>
-              <w:end w:w="70" w:type="dxa"/>
+              <w:top w:w="72" w:type="dxa"/>
+              <w:start w:w="95" w:type="dxa"/>
+              <w:bottom w:w="72" w:type="dxa"/>
+              <w:end w:w="95" w:type="dxa"/>
             </w:tcMar>
-            <w:shd w:fill="D9EAF7"/>
+            <w:tcBorders>
+              <w:top w:val="single" w:sz="4" w:color="B7BCC2"/>
+              <w:left w:val="single" w:sz="4" w:color="B7BCC2"/>
+              <w:bottom w:val="single" w:sz="4" w:color="B7BCC2"/>
+              <w:right w:val="single" w:sz="4" w:color="B7BCC2"/>
+            </w:tcBorders>
           </w:tcPr>
           <w:p>
             <w:pPr>
-              <w:spacing w:after="0" w:before="0" w:line="240" w:lineRule="auto"/>
+              <w:spacing w:before="0" w:after="0" w:line="245" w:lineRule="auto"/>
             </w:pPr>
             <w:r/>
             <w:r>
               <w:rPr>
-                <w:rFonts w:ascii="Arial" w:hAnsi="Arial" w:eastAsia="Arial"/>
+                <w:rFonts w:ascii="Arial" w:hAnsi="Arial" w:eastAsia="Arial" w:cs="Arial"/>
                 <w:b/>
+                <w:color w:val="25282B"/>
                 <w:sz w:val="17"/>
               </w:rPr>
               <w:t>Araç-Gereç / Materyal</w:t>
@@ -848,25 +1414,33 @@
         </w:tc>
         <w:tc>
           <w:tcPr>
-            <w:tcW w:type="dxa" w:w="3855"/>
-            <w:vAlign w:val="center"/>
+            <w:tcW w:type="dxa" w:w="7711"/>
+            <w:vAlign w:val="top"/>
+            <w:shd w:fill="FFFFFF"/>
             <w:tcMar>
-              <w:top w:w="55" w:type="dxa"/>
-              <w:start w:w="70" w:type="dxa"/>
-              <w:bottom w:w="55" w:type="dxa"/>
-              <w:end w:w="70" w:type="dxa"/>
+              <w:top w:w="72" w:type="dxa"/>
+              <w:start w:w="95" w:type="dxa"/>
+              <w:bottom w:w="72" w:type="dxa"/>
+              <w:end w:w="95" w:type="dxa"/>
             </w:tcMar>
+            <w:tcBorders>
+              <w:top w:val="single" w:sz="4" w:color="B7BCC2"/>
+              <w:left w:val="single" w:sz="4" w:color="B7BCC2"/>
+              <w:bottom w:val="single" w:sz="4" w:color="B7BCC2"/>
+              <w:right w:val="single" w:sz="4" w:color="B7BCC2"/>
+            </w:tcBorders>
           </w:tcPr>
           <w:p>
             <w:pPr>
-              <w:spacing w:before="0" w:after="0" w:line="240" w:lineRule="auto"/>
+              <w:spacing w:before="0" w:after="0" w:line="245" w:lineRule="auto"/>
             </w:pPr>
             <w:r/>
             <w:r>
               <w:rPr>
-                <w:rFonts w:ascii="Arial" w:hAnsi="Arial"/>
+                <w:rFonts w:ascii="Arial" w:hAnsi="Arial" w:eastAsia="Arial" w:cs="Arial"/>
                 <w:b w:val="0"/>
-                <w:sz w:val="16"/>
+                <w:color w:val="25282B"/>
+                <w:sz w:val="17"/>
               </w:rPr>
               <w:t>Sunum yazılımı, güvenilir kaynak listesi, ağ görselleri, kavram kartları</w:t>
             </w:r>
@@ -876,15 +1450,9 @@
     </w:tbl>
     <w:p>
       <w:pPr>
-        <w:pStyle w:val="SectionHead"/>
-        <w:jc w:val="left"/>
+        <w:widowControl/>
+        <w:spacing w:after="0"/>
       </w:pPr>
-      <w:r>
-        <w:rPr>
-          <w:color w:val="1F4E78"/>
-        </w:rPr>
-        <w:t>II. BÖLÜM: PROGRAMLAR ARASI BİLEŞENLER</w:t>
-      </w:r>
     </w:p>
     <w:tbl>
       <w:tblPr>
@@ -892,18 +1460,55 @@
         <w:jc w:val="center"/>
         <w:tblLayout w:type="fixed"/>
         <w:tblLook w:firstColumn="1" w:firstRow="1" w:lastColumn="0" w:lastRow="0" w:noHBand="0" w:noVBand="1" w:val="04A0"/>
-        <w:tblBorders>
-          <w:top w:val="single" w:sz="5" w:color="7F8C8D"/>
-          <w:left w:val="single" w:sz="5" w:color="7F8C8D"/>
-          <w:bottom w:val="single" w:sz="5" w:color="7F8C8D"/>
-          <w:right w:val="single" w:sz="5" w:color="7F8C8D"/>
-          <w:insideH w:val="single" w:sz="5" w:color="7F8C8D"/>
-          <w:insideV w:val="single" w:sz="5" w:color="7F8C8D"/>
-        </w:tblBorders>
       </w:tblPr>
       <w:tblGrid>
-        <w:gridCol w:w="5273"/>
-        <w:gridCol w:w="5273"/>
+        <w:gridCol w:w="10234"/>
+      </w:tblGrid>
+      <w:tr>
+        <w:tc>
+          <w:tcPr>
+            <w:tcW w:type="dxa" w:w="10234"/>
+            <w:shd w:fill="D9D9D9"/>
+            <w:tcMar>
+              <w:top w:w="65" w:type="dxa"/>
+              <w:start w:w="100" w:type="dxa"/>
+              <w:bottom w:w="65" w:type="dxa"/>
+              <w:end w:w="100" w:type="dxa"/>
+            </w:tcMar>
+            <w:tcBorders>
+              <w:top w:val="single" w:sz="5" w:color="8F949A"/>
+              <w:left w:val="single" w:sz="5" w:color="8F949A"/>
+              <w:bottom w:val="single" w:sz="5" w:color="8F949A"/>
+              <w:right w:val="single" w:sz="5" w:color="8F949A"/>
+            </w:tcBorders>
+          </w:tcPr>
+          <w:p>
+            <w:pPr>
+              <w:spacing w:after="0"/>
+            </w:pPr>
+            <w:r>
+              <w:rPr>
+                <w:rFonts w:ascii="Arial" w:hAnsi="Arial" w:eastAsia="Arial" w:cs="Arial"/>
+                <w:b/>
+                <w:color w:val="25282B"/>
+                <w:sz w:val="18"/>
+              </w:rPr>
+              <w:t>II. BÖLÜM: PROGRAMLAR ARASI BİLEŞENLER</w:t>
+            </w:r>
+          </w:p>
+        </w:tc>
+      </w:tr>
+    </w:tbl>
+    <w:tbl>
+      <w:tblPr>
+        <w:tblW w:type="auto" w:w="0"/>
+        <w:jc w:val="center"/>
+        <w:tblLayout w:type="fixed"/>
+        <w:tblLook w:firstColumn="1" w:firstRow="1" w:lastColumn="0" w:lastRow="0" w:noHBand="0" w:noVBand="1" w:val="04A0"/>
+      </w:tblPr>
+      <w:tblGrid>
+        <w:gridCol w:w="2523"/>
+        <w:gridCol w:w="7711"/>
       </w:tblGrid>
       <w:tr>
         <w:trPr>
@@ -911,25 +1516,32 @@
         </w:trPr>
         <w:tc>
           <w:tcPr>
-            <w:tcW w:type="dxa" w:w="2438"/>
-            <w:vAlign w:val="center"/>
+            <w:tcW w:type="dxa" w:w="2523"/>
+            <w:vAlign w:val="top"/>
+            <w:shd w:fill="F1F2F3"/>
             <w:tcMar>
-              <w:top w:w="55" w:type="dxa"/>
-              <w:start w:w="70" w:type="dxa"/>
-              <w:bottom w:w="55" w:type="dxa"/>
-              <w:end w:w="70" w:type="dxa"/>
+              <w:top w:w="72" w:type="dxa"/>
+              <w:start w:w="95" w:type="dxa"/>
+              <w:bottom w:w="72" w:type="dxa"/>
+              <w:end w:w="95" w:type="dxa"/>
             </w:tcMar>
-            <w:shd w:fill="D9EAF7"/>
+            <w:tcBorders>
+              <w:top w:val="single" w:sz="4" w:color="B7BCC2"/>
+              <w:left w:val="single" w:sz="4" w:color="B7BCC2"/>
+              <w:bottom w:val="single" w:sz="4" w:color="B7BCC2"/>
+              <w:right w:val="single" w:sz="4" w:color="B7BCC2"/>
+            </w:tcBorders>
           </w:tcPr>
           <w:p>
             <w:pPr>
-              <w:spacing w:after="0" w:before="0" w:line="240" w:lineRule="auto"/>
+              <w:spacing w:before="0" w:after="0" w:line="245" w:lineRule="auto"/>
             </w:pPr>
             <w:r/>
             <w:r>
               <w:rPr>
-                <w:rFonts w:ascii="Arial" w:hAnsi="Arial" w:eastAsia="Arial"/>
+                <w:rFonts w:ascii="Arial" w:hAnsi="Arial" w:eastAsia="Arial" w:cs="Arial"/>
                 <w:b/>
+                <w:color w:val="25282B"/>
                 <w:sz w:val="17"/>
               </w:rPr>
               <w:t>Sosyal-Duygusal Öğrenme Becerileri</w:t>
@@ -938,25 +1550,33 @@
         </w:tc>
         <w:tc>
           <w:tcPr>
-            <w:tcW w:type="dxa" w:w="8561"/>
-            <w:vAlign w:val="center"/>
+            <w:tcW w:type="dxa" w:w="7711"/>
+            <w:vAlign w:val="top"/>
+            <w:shd w:fill="FFFFFF"/>
             <w:tcMar>
-              <w:top w:w="55" w:type="dxa"/>
-              <w:start w:w="70" w:type="dxa"/>
-              <w:bottom w:w="55" w:type="dxa"/>
-              <w:end w:w="70" w:type="dxa"/>
+              <w:top w:w="72" w:type="dxa"/>
+              <w:start w:w="95" w:type="dxa"/>
+              <w:bottom w:w="72" w:type="dxa"/>
+              <w:end w:w="95" w:type="dxa"/>
             </w:tcMar>
+            <w:tcBorders>
+              <w:top w:val="single" w:sz="4" w:color="B7BCC2"/>
+              <w:left w:val="single" w:sz="4" w:color="B7BCC2"/>
+              <w:bottom w:val="single" w:sz="4" w:color="B7BCC2"/>
+              <w:right w:val="single" w:sz="4" w:color="B7BCC2"/>
+            </w:tcBorders>
           </w:tcPr>
           <w:p>
             <w:pPr>
-              <w:spacing w:before="0" w:after="0" w:line="240" w:lineRule="auto"/>
+              <w:spacing w:before="0" w:after="0" w:line="245" w:lineRule="auto"/>
             </w:pPr>
             <w:r/>
             <w:r>
               <w:rPr>
-                <w:rFonts w:ascii="Arial" w:hAnsi="Arial"/>
+                <w:rFonts w:ascii="Arial" w:hAnsi="Arial" w:eastAsia="Arial" w:cs="Arial"/>
                 <w:b w:val="0"/>
-                <w:sz w:val="16"/>
+                <w:color w:val="25282B"/>
+                <w:sz w:val="17"/>
               </w:rPr>
               <w:t>SDB2.2 İş Birliği, SDB1.2 Öz Düzenleme</w:t>
             </w:r>
@@ -969,25 +1589,32 @@
         </w:trPr>
         <w:tc>
           <w:tcPr>
-            <w:tcW w:type="dxa" w:w="2438"/>
-            <w:vAlign w:val="center"/>
+            <w:tcW w:type="dxa" w:w="2523"/>
+            <w:vAlign w:val="top"/>
+            <w:shd w:fill="F1F2F3"/>
             <w:tcMar>
-              <w:top w:w="55" w:type="dxa"/>
-              <w:start w:w="70" w:type="dxa"/>
-              <w:bottom w:w="55" w:type="dxa"/>
-              <w:end w:w="70" w:type="dxa"/>
+              <w:top w:w="72" w:type="dxa"/>
+              <w:start w:w="95" w:type="dxa"/>
+              <w:bottom w:w="72" w:type="dxa"/>
+              <w:end w:w="95" w:type="dxa"/>
             </w:tcMar>
-            <w:shd w:fill="D9EAF7"/>
+            <w:tcBorders>
+              <w:top w:val="single" w:sz="4" w:color="B7BCC2"/>
+              <w:left w:val="single" w:sz="4" w:color="B7BCC2"/>
+              <w:bottom w:val="single" w:sz="4" w:color="B7BCC2"/>
+              <w:right w:val="single" w:sz="4" w:color="B7BCC2"/>
+            </w:tcBorders>
           </w:tcPr>
           <w:p>
             <w:pPr>
-              <w:spacing w:after="0" w:before="0" w:line="240" w:lineRule="auto"/>
+              <w:spacing w:before="0" w:after="0" w:line="245" w:lineRule="auto"/>
             </w:pPr>
             <w:r/>
             <w:r>
               <w:rPr>
-                <w:rFonts w:ascii="Arial" w:hAnsi="Arial" w:eastAsia="Arial"/>
+                <w:rFonts w:ascii="Arial" w:hAnsi="Arial" w:eastAsia="Arial" w:cs="Arial"/>
                 <w:b/>
+                <w:color w:val="25282B"/>
                 <w:sz w:val="17"/>
               </w:rPr>
               <w:t>Değerler</w:t>
@@ -996,25 +1623,33 @@
         </w:tc>
         <w:tc>
           <w:tcPr>
-            <w:tcW w:type="dxa" w:w="8561"/>
-            <w:vAlign w:val="center"/>
+            <w:tcW w:type="dxa" w:w="7711"/>
+            <w:vAlign w:val="top"/>
+            <w:shd w:fill="FFFFFF"/>
             <w:tcMar>
-              <w:top w:w="55" w:type="dxa"/>
-              <w:start w:w="70" w:type="dxa"/>
-              <w:bottom w:w="55" w:type="dxa"/>
-              <w:end w:w="70" w:type="dxa"/>
+              <w:top w:w="72" w:type="dxa"/>
+              <w:start w:w="95" w:type="dxa"/>
+              <w:bottom w:w="72" w:type="dxa"/>
+              <w:end w:w="95" w:type="dxa"/>
             </w:tcMar>
+            <w:tcBorders>
+              <w:top w:val="single" w:sz="4" w:color="B7BCC2"/>
+              <w:left w:val="single" w:sz="4" w:color="B7BCC2"/>
+              <w:bottom w:val="single" w:sz="4" w:color="B7BCC2"/>
+              <w:right w:val="single" w:sz="4" w:color="B7BCC2"/>
+            </w:tcBorders>
           </w:tcPr>
           <w:p>
             <w:pPr>
-              <w:spacing w:before="0" w:after="0" w:line="240" w:lineRule="auto"/>
+              <w:spacing w:before="0" w:after="0" w:line="245" w:lineRule="auto"/>
             </w:pPr>
             <w:r/>
             <w:r>
               <w:rPr>
-                <w:rFonts w:ascii="Arial" w:hAnsi="Arial"/>
+                <w:rFonts w:ascii="Arial" w:hAnsi="Arial" w:eastAsia="Arial" w:cs="Arial"/>
                 <w:b w:val="0"/>
-                <w:sz w:val="16"/>
+                <w:color w:val="25282B"/>
+                <w:sz w:val="17"/>
               </w:rPr>
               <w:t>D6 Dürüstlük, D16 Sorumluluk (tema düzeyi)</w:t>
             </w:r>
@@ -1027,25 +1662,32 @@
         </w:trPr>
         <w:tc>
           <w:tcPr>
-            <w:tcW w:type="dxa" w:w="2438"/>
-            <w:vAlign w:val="center"/>
+            <w:tcW w:type="dxa" w:w="2523"/>
+            <w:vAlign w:val="top"/>
+            <w:shd w:fill="F1F2F3"/>
             <w:tcMar>
-              <w:top w:w="55" w:type="dxa"/>
-              <w:start w:w="70" w:type="dxa"/>
-              <w:bottom w:w="55" w:type="dxa"/>
-              <w:end w:w="70" w:type="dxa"/>
+              <w:top w:w="72" w:type="dxa"/>
+              <w:start w:w="95" w:type="dxa"/>
+              <w:bottom w:w="72" w:type="dxa"/>
+              <w:end w:w="95" w:type="dxa"/>
             </w:tcMar>
-            <w:shd w:fill="D9EAF7"/>
+            <w:tcBorders>
+              <w:top w:val="single" w:sz="4" w:color="B7BCC2"/>
+              <w:left w:val="single" w:sz="4" w:color="B7BCC2"/>
+              <w:bottom w:val="single" w:sz="4" w:color="B7BCC2"/>
+              <w:right w:val="single" w:sz="4" w:color="B7BCC2"/>
+            </w:tcBorders>
           </w:tcPr>
           <w:p>
             <w:pPr>
-              <w:spacing w:after="0" w:before="0" w:line="240" w:lineRule="auto"/>
+              <w:spacing w:before="0" w:after="0" w:line="245" w:lineRule="auto"/>
             </w:pPr>
             <w:r/>
             <w:r>
               <w:rPr>
-                <w:rFonts w:ascii="Arial" w:hAnsi="Arial" w:eastAsia="Arial"/>
+                <w:rFonts w:ascii="Arial" w:hAnsi="Arial" w:eastAsia="Arial" w:cs="Arial"/>
                 <w:b/>
+                <w:color w:val="25282B"/>
                 <w:sz w:val="17"/>
               </w:rPr>
               <w:t>Okuryazarlık Becerileri</w:t>
@@ -1054,25 +1696,33 @@
         </w:tc>
         <w:tc>
           <w:tcPr>
-            <w:tcW w:type="dxa" w:w="8561"/>
-            <w:vAlign w:val="center"/>
+            <w:tcW w:type="dxa" w:w="7711"/>
+            <w:vAlign w:val="top"/>
+            <w:shd w:fill="FFFFFF"/>
             <w:tcMar>
-              <w:top w:w="55" w:type="dxa"/>
-              <w:start w:w="70" w:type="dxa"/>
-              <w:bottom w:w="55" w:type="dxa"/>
-              <w:end w:w="70" w:type="dxa"/>
+              <w:top w:w="72" w:type="dxa"/>
+              <w:start w:w="95" w:type="dxa"/>
+              <w:bottom w:w="72" w:type="dxa"/>
+              <w:end w:w="95" w:type="dxa"/>
             </w:tcMar>
+            <w:tcBorders>
+              <w:top w:val="single" w:sz="4" w:color="B7BCC2"/>
+              <w:left w:val="single" w:sz="4" w:color="B7BCC2"/>
+              <w:bottom w:val="single" w:sz="4" w:color="B7BCC2"/>
+              <w:right w:val="single" w:sz="4" w:color="B7BCC2"/>
+            </w:tcBorders>
           </w:tcPr>
           <w:p>
             <w:pPr>
-              <w:spacing w:before="0" w:after="0" w:line="240" w:lineRule="auto"/>
+              <w:spacing w:before="0" w:after="0" w:line="245" w:lineRule="auto"/>
             </w:pPr>
             <w:r/>
             <w:r>
               <w:rPr>
-                <w:rFonts w:ascii="Arial" w:hAnsi="Arial"/>
+                <w:rFonts w:ascii="Arial" w:hAnsi="Arial" w:eastAsia="Arial" w:cs="Arial"/>
                 <w:b w:val="0"/>
-                <w:sz w:val="16"/>
+                <w:color w:val="25282B"/>
+                <w:sz w:val="17"/>
               </w:rPr>
               <w:t>OB1 Bilgi Okuryazarlığı, OB2 Dijital Okuryazarlık, OB4 Görsel Okuryazarlık (3. tema düzeyi)</w:t>
             </w:r>
@@ -1085,25 +1735,32 @@
         </w:trPr>
         <w:tc>
           <w:tcPr>
-            <w:tcW w:type="dxa" w:w="2438"/>
-            <w:vAlign w:val="center"/>
+            <w:tcW w:type="dxa" w:w="2523"/>
+            <w:vAlign w:val="top"/>
+            <w:shd w:fill="F1F2F3"/>
             <w:tcMar>
-              <w:top w:w="55" w:type="dxa"/>
-              <w:start w:w="70" w:type="dxa"/>
-              <w:bottom w:w="55" w:type="dxa"/>
-              <w:end w:w="70" w:type="dxa"/>
+              <w:top w:w="72" w:type="dxa"/>
+              <w:start w:w="95" w:type="dxa"/>
+              <w:bottom w:w="72" w:type="dxa"/>
+              <w:end w:w="95" w:type="dxa"/>
             </w:tcMar>
-            <w:shd w:fill="D9EAF7"/>
+            <w:tcBorders>
+              <w:top w:val="single" w:sz="4" w:color="B7BCC2"/>
+              <w:left w:val="single" w:sz="4" w:color="B7BCC2"/>
+              <w:bottom w:val="single" w:sz="4" w:color="B7BCC2"/>
+              <w:right w:val="single" w:sz="4" w:color="B7BCC2"/>
+            </w:tcBorders>
           </w:tcPr>
           <w:p>
             <w:pPr>
-              <w:spacing w:after="0" w:before="0" w:line="240" w:lineRule="auto"/>
+              <w:spacing w:before="0" w:after="0" w:line="245" w:lineRule="auto"/>
             </w:pPr>
             <w:r/>
             <w:r>
               <w:rPr>
-                <w:rFonts w:ascii="Arial" w:hAnsi="Arial" w:eastAsia="Arial"/>
+                <w:rFonts w:ascii="Arial" w:hAnsi="Arial" w:eastAsia="Arial" w:cs="Arial"/>
                 <w:b/>
+                <w:color w:val="25282B"/>
                 <w:sz w:val="17"/>
               </w:rPr>
               <w:t>Beceriler Arası İlişkiler</w:t>
@@ -1112,24 +1769,33 @@
         </w:tc>
         <w:tc>
           <w:tcPr>
-            <w:tcW w:type="dxa" w:w="8561"/>
-            <w:vAlign w:val="center"/>
+            <w:tcW w:type="dxa" w:w="7711"/>
+            <w:vAlign w:val="top"/>
+            <w:shd w:fill="FFFFFF"/>
             <w:tcMar>
-              <w:top w:w="55" w:type="dxa"/>
-              <w:start w:w="70" w:type="dxa"/>
-              <w:bottom w:w="55" w:type="dxa"/>
-              <w:end w:w="70" w:type="dxa"/>
+              <w:top w:w="72" w:type="dxa"/>
+              <w:start w:w="95" w:type="dxa"/>
+              <w:bottom w:w="72" w:type="dxa"/>
+              <w:end w:w="95" w:type="dxa"/>
             </w:tcMar>
+            <w:tcBorders>
+              <w:top w:val="single" w:sz="4" w:color="B7BCC2"/>
+              <w:left w:val="single" w:sz="4" w:color="B7BCC2"/>
+              <w:bottom w:val="single" w:sz="4" w:color="B7BCC2"/>
+              <w:right w:val="single" w:sz="4" w:color="B7BCC2"/>
+            </w:tcBorders>
           </w:tcPr>
           <w:p>
             <w:pPr>
-              <w:spacing w:before="0" w:after="0" w:line="240" w:lineRule="auto"/>
+              <w:spacing w:before="0" w:after="0" w:line="245" w:lineRule="auto"/>
             </w:pPr>
             <w:r/>
             <w:r>
               <w:rPr>
-                <w:rFonts w:ascii="Arial" w:hAnsi="Arial"/>
-                <w:sz w:val="16"/>
+                <w:rFonts w:ascii="Arial" w:hAnsi="Arial" w:eastAsia="Arial" w:cs="Arial"/>
+                <w:b w:val="0"/>
+                <w:color w:val="25282B"/>
+                <w:sz w:val="17"/>
               </w:rPr>
               <w:t>Tema 2: KB2.7. Karşılaştırma, KB2.11. Gözleme Dayalı Tahmin Etme, KB2.13. Yapılandırma, KB2.14. Yorumlama, KB3.3. Eleştirel Düşünme / Tema 3: KB2.5. Sınıflandırma, KB2.10. Çıkarım Yapma, KB2.13. Yapılandırma, KB3.3. Eleştirel Düşünme</w:t>
             </w:r>
@@ -1139,14 +1805,10 @@
     </w:tbl>
     <w:p>
       <w:pPr>
-        <w:pStyle w:val="SectionHead"/>
-        <w:jc w:val="left"/>
+        <w:widowControl/>
       </w:pPr>
       <w:r>
-        <w:rPr>
-          <w:color w:val="1F4E78"/>
-        </w:rPr>
-        <w:t>III. BÖLÜM: ÖĞRENME-ÖĞRETME YAŞANTILARI</w:t>
+        <w:br w:type="page"/>
       </w:r>
     </w:p>
     <w:tbl>
@@ -1155,46 +1817,88 @@
         <w:jc w:val="center"/>
         <w:tblLayout w:type="fixed"/>
         <w:tblLook w:firstColumn="1" w:firstRow="1" w:lastColumn="0" w:lastRow="0" w:noHBand="0" w:noVBand="1" w:val="04A0"/>
-        <w:tblBorders>
-          <w:top w:val="single" w:sz="5" w:color="7F8C8D"/>
-          <w:left w:val="single" w:sz="5" w:color="7F8C8D"/>
-          <w:bottom w:val="single" w:sz="5" w:color="7F8C8D"/>
-          <w:right w:val="single" w:sz="5" w:color="7F8C8D"/>
-          <w:insideH w:val="single" w:sz="5" w:color="7F8C8D"/>
-          <w:insideV w:val="single" w:sz="5" w:color="7F8C8D"/>
-        </w:tblBorders>
       </w:tblPr>
       <w:tblGrid>
-        <w:gridCol w:w="5273"/>
-        <w:gridCol w:w="5273"/>
+        <w:gridCol w:w="10234"/>
+      </w:tblGrid>
+      <w:tr>
+        <w:tc>
+          <w:tcPr>
+            <w:tcW w:type="dxa" w:w="10234"/>
+            <w:shd w:fill="D9D9D9"/>
+            <w:tcMar>
+              <w:top w:w="65" w:type="dxa"/>
+              <w:start w:w="100" w:type="dxa"/>
+              <w:bottom w:w="65" w:type="dxa"/>
+              <w:end w:w="100" w:type="dxa"/>
+            </w:tcMar>
+            <w:tcBorders>
+              <w:top w:val="single" w:sz="5" w:color="8F949A"/>
+              <w:left w:val="single" w:sz="5" w:color="8F949A"/>
+              <w:bottom w:val="single" w:sz="5" w:color="8F949A"/>
+              <w:right w:val="single" w:sz="5" w:color="8F949A"/>
+            </w:tcBorders>
+          </w:tcPr>
+          <w:p>
+            <w:pPr>
+              <w:spacing w:after="0"/>
+            </w:pPr>
+            <w:r>
+              <w:rPr>
+                <w:rFonts w:ascii="Arial" w:hAnsi="Arial" w:eastAsia="Arial" w:cs="Arial"/>
+                <w:b/>
+                <w:color w:val="25282B"/>
+                <w:sz w:val="18"/>
+              </w:rPr>
+              <w:t>III. BÖLÜM: ÖĞRENME-ÖĞRETME YAŞANTILARI</w:t>
+            </w:r>
+          </w:p>
+        </w:tc>
+      </w:tr>
+    </w:tbl>
+    <w:tbl>
+      <w:tblPr>
+        <w:tblW w:type="auto" w:w="0"/>
+        <w:jc w:val="center"/>
+        <w:tblLayout w:type="fixed"/>
+        <w:tblLook w:firstColumn="1" w:firstRow="1" w:lastColumn="0" w:lastRow="0" w:noHBand="0" w:noVBand="1" w:val="04A0"/>
+      </w:tblPr>
+      <w:tblGrid>
+        <w:gridCol w:w="2466"/>
+        <w:gridCol w:w="7767"/>
       </w:tblGrid>
       <w:tr>
         <w:trPr>
           <w:cantSplit/>
+          <w:tblHeader w:val="true"/>
         </w:trPr>
         <w:tc>
           <w:tcPr>
-            <w:tcW w:type="dxa" w:w="2438"/>
-            <w:vAlign w:val="center"/>
+            <w:tcW w:type="dxa" w:w="2466"/>
+            <w:shd w:fill="E7E8EA"/>
             <w:tcMar>
-              <w:top w:w="55" w:type="dxa"/>
-              <w:start w:w="70" w:type="dxa"/>
-              <w:bottom w:w="55" w:type="dxa"/>
-              <w:end w:w="70" w:type="dxa"/>
+              <w:top w:w="68" w:type="dxa"/>
+              <w:start w:w="90" w:type="dxa"/>
+              <w:bottom w:w="68" w:type="dxa"/>
+              <w:end w:w="90" w:type="dxa"/>
             </w:tcMar>
-            <w:shd w:fill="1F4E78"/>
+            <w:tcBorders>
+              <w:top w:val="single" w:sz="5" w:color="8F949A"/>
+              <w:left w:val="single" w:sz="5" w:color="8F949A"/>
+              <w:bottom w:val="single" w:sz="5" w:color="8F949A"/>
+              <w:right w:val="single" w:sz="5" w:color="8F949A"/>
+            </w:tcBorders>
           </w:tcPr>
           <w:p>
             <w:pPr>
-              <w:spacing w:after="0" w:before="0" w:line="240" w:lineRule="auto"/>
+              <w:spacing w:after="0"/>
               <w:jc w:val="center"/>
             </w:pPr>
-            <w:r/>
             <w:r>
               <w:rPr>
-                <w:rFonts w:ascii="Arial" w:hAnsi="Arial" w:eastAsia="Arial"/>
+                <w:rFonts w:ascii="Arial" w:hAnsi="Arial" w:eastAsia="Arial" w:cs="Arial"/>
                 <w:b/>
-                <w:color w:val="FFFFFF"/>
+                <w:color w:val="25282B"/>
                 <w:sz w:val="17"/>
               </w:rPr>
               <w:t>Basamak / Özellik</w:t>
@@ -1203,27 +1907,31 @@
         </w:tc>
         <w:tc>
           <w:tcPr>
-            <w:tcW w:type="dxa" w:w="8561"/>
-            <w:vAlign w:val="center"/>
+            <w:tcW w:type="dxa" w:w="7767"/>
+            <w:shd w:fill="E7E8EA"/>
             <w:tcMar>
-              <w:top w:w="55" w:type="dxa"/>
-              <w:start w:w="70" w:type="dxa"/>
-              <w:bottom w:w="55" w:type="dxa"/>
-              <w:end w:w="70" w:type="dxa"/>
+              <w:top w:w="68" w:type="dxa"/>
+              <w:start w:w="90" w:type="dxa"/>
+              <w:bottom w:w="68" w:type="dxa"/>
+              <w:end w:w="90" w:type="dxa"/>
             </w:tcMar>
-            <w:shd w:fill="1F4E78"/>
+            <w:tcBorders>
+              <w:top w:val="single" w:sz="5" w:color="8F949A"/>
+              <w:left w:val="single" w:sz="5" w:color="8F949A"/>
+              <w:bottom w:val="single" w:sz="5" w:color="8F949A"/>
+              <w:right w:val="single" w:sz="5" w:color="8F949A"/>
+            </w:tcBorders>
           </w:tcPr>
           <w:p>
             <w:pPr>
-              <w:spacing w:after="0" w:before="0" w:line="240" w:lineRule="auto"/>
+              <w:spacing w:after="0"/>
               <w:jc w:val="center"/>
             </w:pPr>
-            <w:r/>
             <w:r>
               <w:rPr>
-                <w:rFonts w:ascii="Arial" w:hAnsi="Arial" w:eastAsia="Arial"/>
+                <w:rFonts w:ascii="Arial" w:hAnsi="Arial" w:eastAsia="Arial" w:cs="Arial"/>
                 <w:b/>
-                <w:color w:val="FFFFFF"/>
+                <w:color w:val="25282B"/>
                 <w:sz w:val="17"/>
               </w:rPr>
               <w:t>Uygulama</w:t>
@@ -1237,25 +1945,32 @@
         </w:trPr>
         <w:tc>
           <w:tcPr>
-            <w:tcW w:type="dxa" w:w="2438"/>
-            <w:vAlign w:val="center"/>
+            <w:tcW w:type="dxa" w:w="2466"/>
+            <w:vAlign w:val="top"/>
+            <w:shd w:fill="F1F2F3"/>
             <w:tcMar>
-              <w:top w:w="55" w:type="dxa"/>
-              <w:start w:w="70" w:type="dxa"/>
-              <w:bottom w:w="55" w:type="dxa"/>
-              <w:end w:w="70" w:type="dxa"/>
+              <w:top w:w="80" w:type="dxa"/>
+              <w:start w:w="95" w:type="dxa"/>
+              <w:bottom w:w="80" w:type="dxa"/>
+              <w:end w:w="95" w:type="dxa"/>
             </w:tcMar>
-            <w:shd w:fill="D9EAF7"/>
+            <w:tcBorders>
+              <w:top w:val="single" w:sz="4" w:color="B7BCC2"/>
+              <w:left w:val="single" w:sz="4" w:color="B7BCC2"/>
+              <w:bottom w:val="single" w:sz="4" w:color="B7BCC2"/>
+              <w:right w:val="single" w:sz="4" w:color="B7BCC2"/>
+            </w:tcBorders>
           </w:tcPr>
           <w:p>
             <w:pPr>
-              <w:spacing w:after="0" w:before="0" w:line="240" w:lineRule="auto"/>
+              <w:spacing w:before="0" w:after="0" w:line="245" w:lineRule="auto"/>
             </w:pPr>
             <w:r/>
             <w:r>
               <w:rPr>
-                <w:rFonts w:ascii="Arial" w:hAnsi="Arial" w:eastAsia="Arial"/>
+                <w:rFonts w:ascii="Arial" w:hAnsi="Arial" w:eastAsia="Arial" w:cs="Arial"/>
                 <w:b/>
+                <w:color w:val="25282B"/>
                 <w:sz w:val="17"/>
               </w:rPr>
               <w:t>Temel Kabuller</w:t>
@@ -1264,25 +1979,33 @@
         </w:tc>
         <w:tc>
           <w:tcPr>
-            <w:tcW w:type="dxa" w:w="8561"/>
-            <w:vAlign w:val="center"/>
+            <w:tcW w:type="dxa" w:w="7767"/>
+            <w:vAlign w:val="top"/>
+            <w:shd w:fill="FFFFFF"/>
             <w:tcMar>
-              <w:top w:w="55" w:type="dxa"/>
-              <w:start w:w="70" w:type="dxa"/>
-              <w:bottom w:w="55" w:type="dxa"/>
-              <w:end w:w="70" w:type="dxa"/>
+              <w:top w:w="80" w:type="dxa"/>
+              <w:start w:w="95" w:type="dxa"/>
+              <w:bottom w:w="80" w:type="dxa"/>
+              <w:end w:w="95" w:type="dxa"/>
             </w:tcMar>
+            <w:tcBorders>
+              <w:top w:val="single" w:sz="4" w:color="B7BCC2"/>
+              <w:left w:val="single" w:sz="4" w:color="B7BCC2"/>
+              <w:bottom w:val="single" w:sz="4" w:color="B7BCC2"/>
+              <w:right w:val="single" w:sz="4" w:color="B7BCC2"/>
+            </w:tcBorders>
           </w:tcPr>
           <w:p>
             <w:pPr>
-              <w:spacing w:before="0" w:after="0" w:line="240" w:lineRule="auto"/>
+              <w:spacing w:before="0" w:after="0" w:line="245" w:lineRule="auto"/>
             </w:pPr>
             <w:r/>
             <w:r>
               <w:rPr>
-                <w:rFonts w:ascii="Arial" w:hAnsi="Arial"/>
+                <w:rFonts w:ascii="Arial" w:hAnsi="Arial" w:eastAsia="Arial" w:cs="Arial"/>
                 <w:b w:val="0"/>
-                <w:sz w:val="16"/>
+                <w:color w:val="25282B"/>
+                <w:sz w:val="17"/>
               </w:rPr>
               <w:t>Öğrencilerin sunum programının temel araçlarını kullanabildiği; iletişim araçlarına ve internete günlük yaşamdan aşina olduğu kabul edilir.</w:t>
             </w:r>
@@ -1295,25 +2018,32 @@
         </w:trPr>
         <w:tc>
           <w:tcPr>
-            <w:tcW w:type="dxa" w:w="2438"/>
-            <w:vAlign w:val="center"/>
+            <w:tcW w:type="dxa" w:w="2466"/>
+            <w:vAlign w:val="top"/>
+            <w:shd w:fill="F1F2F3"/>
             <w:tcMar>
-              <w:top w:w="55" w:type="dxa"/>
-              <w:start w:w="70" w:type="dxa"/>
-              <w:bottom w:w="55" w:type="dxa"/>
-              <w:end w:w="70" w:type="dxa"/>
+              <w:top w:w="80" w:type="dxa"/>
+              <w:start w:w="95" w:type="dxa"/>
+              <w:bottom w:w="80" w:type="dxa"/>
+              <w:end w:w="95" w:type="dxa"/>
             </w:tcMar>
-            <w:shd w:fill="D9EAF7"/>
+            <w:tcBorders>
+              <w:top w:val="single" w:sz="4" w:color="B7BCC2"/>
+              <w:left w:val="single" w:sz="4" w:color="B7BCC2"/>
+              <w:bottom w:val="single" w:sz="4" w:color="B7BCC2"/>
+              <w:right w:val="single" w:sz="4" w:color="B7BCC2"/>
+            </w:tcBorders>
           </w:tcPr>
           <w:p>
             <w:pPr>
-              <w:spacing w:after="0" w:before="0" w:line="240" w:lineRule="auto"/>
+              <w:spacing w:before="0" w:after="0" w:line="245" w:lineRule="auto"/>
             </w:pPr>
             <w:r/>
             <w:r>
               <w:rPr>
-                <w:rFonts w:ascii="Arial" w:hAnsi="Arial" w:eastAsia="Arial"/>
+                <w:rFonts w:ascii="Arial" w:hAnsi="Arial" w:eastAsia="Arial" w:cs="Arial"/>
                 <w:b/>
+                <w:color w:val="25282B"/>
                 <w:sz w:val="17"/>
               </w:rPr>
               <w:t>Ön Değerlendirme Süreci</w:t>
@@ -1322,25 +2052,33 @@
         </w:tc>
         <w:tc>
           <w:tcPr>
-            <w:tcW w:type="dxa" w:w="8561"/>
-            <w:vAlign w:val="center"/>
+            <w:tcW w:type="dxa" w:w="7767"/>
+            <w:vAlign w:val="top"/>
+            <w:shd w:fill="FFFFFF"/>
             <w:tcMar>
-              <w:top w:w="55" w:type="dxa"/>
-              <w:start w:w="70" w:type="dxa"/>
-              <w:bottom w:w="55" w:type="dxa"/>
-              <w:end w:w="70" w:type="dxa"/>
+              <w:top w:w="80" w:type="dxa"/>
+              <w:start w:w="95" w:type="dxa"/>
+              <w:bottom w:w="80" w:type="dxa"/>
+              <w:end w:w="95" w:type="dxa"/>
             </w:tcMar>
+            <w:tcBorders>
+              <w:top w:val="single" w:sz="4" w:color="B7BCC2"/>
+              <w:left w:val="single" w:sz="4" w:color="B7BCC2"/>
+              <w:bottom w:val="single" w:sz="4" w:color="B7BCC2"/>
+              <w:right w:val="single" w:sz="4" w:color="B7BCC2"/>
+            </w:tcBorders>
           </w:tcPr>
           <w:p>
             <w:pPr>
-              <w:spacing w:before="0" w:after="0" w:line="240" w:lineRule="auto"/>
+              <w:spacing w:before="0" w:after="0" w:line="245" w:lineRule="auto"/>
             </w:pPr>
             <w:r/>
             <w:r>
               <w:rPr>
-                <w:rFonts w:ascii="Arial" w:hAnsi="Arial"/>
+                <w:rFonts w:ascii="Arial" w:hAnsi="Arial" w:eastAsia="Arial" w:cs="Arial"/>
                 <w:b w:val="0"/>
-                <w:sz w:val="16"/>
+                <w:color w:val="25282B"/>
+                <w:sz w:val="17"/>
               </w:rPr>
               <w:t>İlk saat için öğrenciler sunum konusuyla ilgili güvenilir iki kaynak seçer. İkinci saate geçerken “İki bilgisayar birbirine nasıl bilgi gönderir?” sorusu ile ağlara ilişkin merakları alınır.</w:t>
             </w:r>
@@ -1353,25 +2091,32 @@
         </w:trPr>
         <w:tc>
           <w:tcPr>
-            <w:tcW w:type="dxa" w:w="2438"/>
-            <w:vAlign w:val="center"/>
+            <w:tcW w:type="dxa" w:w="2466"/>
+            <w:vAlign w:val="top"/>
+            <w:shd w:fill="F1F2F3"/>
             <w:tcMar>
-              <w:top w:w="55" w:type="dxa"/>
-              <w:start w:w="70" w:type="dxa"/>
-              <w:bottom w:w="55" w:type="dxa"/>
-              <w:end w:w="70" w:type="dxa"/>
+              <w:top w:w="80" w:type="dxa"/>
+              <w:start w:w="95" w:type="dxa"/>
+              <w:bottom w:w="80" w:type="dxa"/>
+              <w:end w:w="95" w:type="dxa"/>
             </w:tcMar>
-            <w:shd w:fill="D9EAF7"/>
+            <w:tcBorders>
+              <w:top w:val="single" w:sz="4" w:color="B7BCC2"/>
+              <w:left w:val="single" w:sz="4" w:color="B7BCC2"/>
+              <w:bottom w:val="single" w:sz="4" w:color="B7BCC2"/>
+              <w:right w:val="single" w:sz="4" w:color="B7BCC2"/>
+            </w:tcBorders>
           </w:tcPr>
           <w:p>
             <w:pPr>
-              <w:spacing w:after="0" w:before="0" w:line="240" w:lineRule="auto"/>
+              <w:spacing w:before="0" w:after="0" w:line="245" w:lineRule="auto"/>
             </w:pPr>
             <w:r/>
             <w:r>
               <w:rPr>
-                <w:rFonts w:ascii="Arial" w:hAnsi="Arial" w:eastAsia="Arial"/>
+                <w:rFonts w:ascii="Arial" w:hAnsi="Arial" w:eastAsia="Arial" w:cs="Arial"/>
                 <w:b/>
+                <w:color w:val="25282B"/>
                 <w:sz w:val="17"/>
               </w:rPr>
               <w:t>Köprü Kurma</w:t>
@@ -1380,25 +2125,33 @@
         </w:tc>
         <w:tc>
           <w:tcPr>
-            <w:tcW w:type="dxa" w:w="8561"/>
-            <w:vAlign w:val="center"/>
+            <w:tcW w:type="dxa" w:w="7767"/>
+            <w:vAlign w:val="top"/>
+            <w:shd w:fill="FFFFFF"/>
             <w:tcMar>
-              <w:top w:w="55" w:type="dxa"/>
-              <w:start w:w="70" w:type="dxa"/>
-              <w:bottom w:w="55" w:type="dxa"/>
-              <w:end w:w="70" w:type="dxa"/>
+              <w:top w:w="80" w:type="dxa"/>
+              <w:start w:w="95" w:type="dxa"/>
+              <w:bottom w:w="80" w:type="dxa"/>
+              <w:end w:w="95" w:type="dxa"/>
             </w:tcMar>
+            <w:tcBorders>
+              <w:top w:val="single" w:sz="4" w:color="B7BCC2"/>
+              <w:left w:val="single" w:sz="4" w:color="B7BCC2"/>
+              <w:bottom w:val="single" w:sz="4" w:color="B7BCC2"/>
+              <w:right w:val="single" w:sz="4" w:color="B7BCC2"/>
+            </w:tcBorders>
           </w:tcPr>
           <w:p>
             <w:pPr>
-              <w:spacing w:before="0" w:after="0" w:line="240" w:lineRule="auto"/>
+              <w:spacing w:before="0" w:after="0" w:line="245" w:lineRule="auto"/>
             </w:pPr>
             <w:r/>
             <w:r>
               <w:rPr>
-                <w:rFonts w:ascii="Arial" w:hAnsi="Arial"/>
+                <w:rFonts w:ascii="Arial" w:hAnsi="Arial" w:eastAsia="Arial" w:cs="Arial"/>
                 <w:b w:val="0"/>
-                <w:sz w:val="16"/>
+                <w:color w:val="25282B"/>
+                <w:sz w:val="17"/>
               </w:rPr>
               <w:t>Bir sunumun bilgi taşıması ile bilgisayar ağının cihazlar arasında bilgi taşıması arasında “kaynak-hedef-iletişim yolu” benzerliği kurulur. Tarihsel iletişim araçlarından günümüz dijital ağlarına geçiş yapılır.</w:t>
             </w:r>
@@ -1411,25 +2164,32 @@
         </w:trPr>
         <w:tc>
           <w:tcPr>
-            <w:tcW w:type="dxa" w:w="2438"/>
-            <w:vAlign w:val="center"/>
+            <w:tcW w:type="dxa" w:w="2466"/>
+            <w:vAlign w:val="top"/>
+            <w:shd w:fill="F1F2F3"/>
             <w:tcMar>
-              <w:top w:w="55" w:type="dxa"/>
-              <w:start w:w="70" w:type="dxa"/>
-              <w:bottom w:w="55" w:type="dxa"/>
-              <w:end w:w="70" w:type="dxa"/>
+              <w:top w:w="80" w:type="dxa"/>
+              <w:start w:w="95" w:type="dxa"/>
+              <w:bottom w:w="80" w:type="dxa"/>
+              <w:end w:w="95" w:type="dxa"/>
             </w:tcMar>
-            <w:shd w:fill="D9EAF7"/>
+            <w:tcBorders>
+              <w:top w:val="single" w:sz="4" w:color="B7BCC2"/>
+              <w:left w:val="single" w:sz="4" w:color="B7BCC2"/>
+              <w:bottom w:val="single" w:sz="4" w:color="B7BCC2"/>
+              <w:right w:val="single" w:sz="4" w:color="B7BCC2"/>
+            </w:tcBorders>
           </w:tcPr>
           <w:p>
             <w:pPr>
-              <w:spacing w:after="0" w:before="0" w:line="240" w:lineRule="auto"/>
+              <w:spacing w:before="0" w:after="0" w:line="245" w:lineRule="auto"/>
             </w:pPr>
             <w:r/>
             <w:r>
               <w:rPr>
-                <w:rFonts w:ascii="Arial" w:hAnsi="Arial" w:eastAsia="Arial"/>
+                <w:rFonts w:ascii="Arial" w:hAnsi="Arial" w:eastAsia="Arial" w:cs="Arial"/>
                 <w:b/>
+                <w:color w:val="25282B"/>
                 <w:sz w:val="17"/>
               </w:rPr>
               <w:t>Öğrenme-Öğretme Uygulamaları</w:t>
@@ -1438,25 +2198,32 @@
         </w:tc>
         <w:tc>
           <w:tcPr>
-            <w:tcW w:type="dxa" w:w="8561"/>
-            <w:vAlign w:val="center"/>
+            <w:tcW w:type="dxa" w:w="7767"/>
+            <w:vAlign w:val="top"/>
+            <w:shd w:fill="FFFFFF"/>
             <w:tcMar>
-              <w:top w:w="55" w:type="dxa"/>
-              <w:start w:w="70" w:type="dxa"/>
-              <w:bottom w:w="55" w:type="dxa"/>
-              <w:end w:w="70" w:type="dxa"/>
+              <w:top w:w="80" w:type="dxa"/>
+              <w:start w:w="95" w:type="dxa"/>
+              <w:bottom w:w="80" w:type="dxa"/>
+              <w:end w:w="95" w:type="dxa"/>
             </w:tcMar>
+            <w:tcBorders>
+              <w:top w:val="single" w:sz="4" w:color="B7BCC2"/>
+              <w:left w:val="single" w:sz="4" w:color="B7BCC2"/>
+              <w:bottom w:val="single" w:sz="4" w:color="B7BCC2"/>
+              <w:right w:val="single" w:sz="4" w:color="B7BCC2"/>
+            </w:tcBorders>
           </w:tcPr>
           <w:p>
             <w:pPr>
-              <w:spacing w:before="0" w:after="20" w:line="240" w:lineRule="auto"/>
+              <w:spacing w:before="0" w:after="22" w:line="245" w:lineRule="auto"/>
             </w:pPr>
             <w:r/>
             <w:r>
               <w:rPr>
-                <w:rFonts w:ascii="Arial" w:hAnsi="Arial"/>
+                <w:rFonts w:ascii="Arial" w:hAnsi="Arial" w:eastAsia="Arial" w:cs="Arial"/>
                 <w:b/>
-                <w:color w:val="1F4E79"/>
+                <w:color w:val="25282B"/>
                 <w:sz w:val="16"/>
               </w:rPr>
               <w:t>1. DERS SAATİ - BTY.5.2.7</w:t>
@@ -1464,12 +2231,13 @@
           </w:p>
           <w:p>
             <w:pPr>
-              <w:spacing w:before="0" w:after="0" w:line="240" w:lineRule="auto"/>
+              <w:spacing w:before="0" w:after="22" w:line="245" w:lineRule="auto"/>
             </w:pPr>
             <w:r>
               <w:rPr>
-                <w:rFonts w:ascii="Arial" w:hAnsi="Arial"/>
-                <w:color w:val="000000"/>
+                <w:rFonts w:ascii="Arial" w:hAnsi="Arial" w:eastAsia="Arial" w:cs="Arial"/>
+                <w:b w:val="0"/>
+                <w:color w:val="25282B"/>
                 <w:sz w:val="16"/>
               </w:rPr>
               <w:t>Öğrenciler dijital bağımlılık, siber zorbalık, çevre, teknoloji tarihi, bilgisayar bilimcileri veya dijital güvenlik gibi öğretmenin uygun gördüğü bir konuda kısa sunum geliştirir. Güvenilir kaynaklardan bilgi toplar, uygun görsel/medya seçer ve kaynakları belirtir.</w:t>
@@ -1477,12 +2245,13 @@
           </w:p>
           <w:p>
             <w:pPr>
-              <w:spacing w:before="0" w:after="0" w:line="240" w:lineRule="auto"/>
+              <w:spacing w:before="0" w:after="22" w:line="245" w:lineRule="auto"/>
             </w:pPr>
             <w:r>
               <w:rPr>
-                <w:rFonts w:ascii="Arial" w:hAnsi="Arial"/>
-                <w:color w:val="000000"/>
+                <w:rFonts w:ascii="Arial" w:hAnsi="Arial" w:eastAsia="Arial" w:cs="Arial"/>
+                <w:b w:val="0"/>
+                <w:color w:val="25282B"/>
                 <w:sz w:val="16"/>
               </w:rPr>
               <w:t>Başlık-akış-sonuç düzeni, slayt başına ana fikir, okunabilir yazı, görsel uyum ve gereksiz efektlerden kaçınma ölçütlerine göre sunum tamamlanır. Yapay zekâ desteği kullanılmışsa bilgi doğruluğu ve medya gerçekliği ayrıca kontrol edilir.</w:t>
@@ -1490,12 +2259,13 @@
           </w:p>
           <w:p>
             <w:pPr>
-              <w:spacing w:before="0" w:after="0" w:line="240" w:lineRule="auto"/>
+              <w:spacing w:before="0" w:after="22" w:line="245" w:lineRule="auto"/>
             </w:pPr>
             <w:r>
               <w:rPr>
-                <w:rFonts w:ascii="Arial" w:hAnsi="Arial"/>
-                <w:color w:val="000000"/>
+                <w:rFonts w:ascii="Arial" w:hAnsi="Arial" w:eastAsia="Arial" w:cs="Arial"/>
+                <w:b w:val="0"/>
+                <w:color w:val="25282B"/>
                 <w:sz w:val="16"/>
               </w:rPr>
               <w:t>Öğrenciler öz/akran değerlendirme ile sunumunu gözden geçirir; en az bir düzeltme yapıp uygun biçimde kaydeder.</w:t>
@@ -1503,13 +2273,13 @@
           </w:p>
           <w:p>
             <w:pPr>
-              <w:spacing w:before="0" w:after="20" w:line="240" w:lineRule="auto"/>
+              <w:spacing w:before="0" w:after="22" w:line="245" w:lineRule="auto"/>
             </w:pPr>
             <w:r>
               <w:rPr>
-                <w:rFonts w:ascii="Arial" w:hAnsi="Arial"/>
+                <w:rFonts w:ascii="Arial" w:hAnsi="Arial" w:eastAsia="Arial" w:cs="Arial"/>
                 <w:b/>
-                <w:color w:val="1F4E79"/>
+                <w:color w:val="25282B"/>
                 <w:sz w:val="16"/>
               </w:rPr>
               <w:t>2. DERS SAATİ - BTY.5.3.1’e giriş</w:t>
@@ -1517,12 +2287,13 @@
           </w:p>
           <w:p>
             <w:pPr>
-              <w:spacing w:before="0" w:after="0" w:line="240" w:lineRule="auto"/>
+              <w:spacing w:before="0" w:after="22" w:line="245" w:lineRule="auto"/>
             </w:pPr>
             <w:r>
               <w:rPr>
-                <w:rFonts w:ascii="Arial" w:hAnsi="Arial"/>
-                <w:color w:val="000000"/>
+                <w:rFonts w:ascii="Arial" w:hAnsi="Arial" w:eastAsia="Arial" w:cs="Arial"/>
+                <w:b w:val="0"/>
+                <w:color w:val="25282B"/>
                 <w:sz w:val="16"/>
               </w:rPr>
               <w:t>Duman, mektup, telgraf, telefon ve internet gibi iletişim örneklerinden hareketle “kablolu/kablosuz iletişim nasıl gerçekleşiyor?” soruları üretilir. Öğrenciler bilgisayar ağıyla ilgili merak ettiklerini yazar.</w:t>
@@ -1530,12 +2301,13 @@
           </w:p>
           <w:p>
             <w:pPr>
-              <w:spacing w:before="0" w:after="0" w:line="240" w:lineRule="auto"/>
+              <w:spacing w:before="0" w:after="22" w:line="245" w:lineRule="auto"/>
             </w:pPr>
             <w:r>
               <w:rPr>
-                <w:rFonts w:ascii="Arial" w:hAnsi="Arial"/>
-                <w:color w:val="000000"/>
+                <w:rFonts w:ascii="Arial" w:hAnsi="Arial" w:eastAsia="Arial" w:cs="Arial"/>
+                <w:b w:val="0"/>
+                <w:color w:val="25282B"/>
                 <w:sz w:val="16"/>
               </w:rPr>
               <w:t>“Ağ” kavramı günlük yaşamdaki ağ/bağlantı benzetmelerinden hareketle açıklanır. Bilgisayar ağının cihazların veri ve kaynak paylaşımı için birbirine bağlanması olduğu temel düzeyde kurulur.</w:t>
@@ -1543,12 +2315,13 @@
           </w:p>
           <w:p>
             <w:pPr>
-              <w:spacing w:before="0" w:after="0" w:line="240" w:lineRule="auto"/>
+              <w:spacing w:before="0" w:after="22" w:line="245" w:lineRule="auto"/>
             </w:pPr>
             <w:r>
               <w:rPr>
-                <w:rFonts w:ascii="Arial" w:hAnsi="Arial"/>
-                <w:color w:val="000000"/>
+                <w:rFonts w:ascii="Arial" w:hAnsi="Arial" w:eastAsia="Arial" w:cs="Arial"/>
+                <w:b w:val="0"/>
+                <w:color w:val="25282B"/>
                 <w:sz w:val="16"/>
               </w:rPr>
               <w:t>Gruplar bilgisayar ağlarıyla ilgili iki araştırma sorusu seçer. Bu soruların yanıtlarını güvenilir kaynaklardan toplama görevi sonraki ders için başlangıç etkinliğine dönüştürülür.</w:t>
@@ -1562,25 +2335,32 @@
         </w:trPr>
         <w:tc>
           <w:tcPr>
-            <w:tcW w:type="dxa" w:w="2438"/>
-            <w:vAlign w:val="center"/>
+            <w:tcW w:type="dxa" w:w="2466"/>
+            <w:vAlign w:val="top"/>
+            <w:shd w:fill="F1F2F3"/>
             <w:tcMar>
-              <w:top w:w="55" w:type="dxa"/>
-              <w:start w:w="70" w:type="dxa"/>
-              <w:bottom w:w="55" w:type="dxa"/>
-              <w:end w:w="70" w:type="dxa"/>
+              <w:top w:w="80" w:type="dxa"/>
+              <w:start w:w="95" w:type="dxa"/>
+              <w:bottom w:w="80" w:type="dxa"/>
+              <w:end w:w="95" w:type="dxa"/>
             </w:tcMar>
-            <w:shd w:fill="D9EAF7"/>
+            <w:tcBorders>
+              <w:top w:val="single" w:sz="4" w:color="B7BCC2"/>
+              <w:left w:val="single" w:sz="4" w:color="B7BCC2"/>
+              <w:bottom w:val="single" w:sz="4" w:color="B7BCC2"/>
+              <w:right w:val="single" w:sz="4" w:color="B7BCC2"/>
+            </w:tcBorders>
           </w:tcPr>
           <w:p>
             <w:pPr>
-              <w:spacing w:after="0" w:before="0" w:line="240" w:lineRule="auto"/>
+              <w:spacing w:before="0" w:after="0" w:line="245" w:lineRule="auto"/>
             </w:pPr>
             <w:r/>
             <w:r>
               <w:rPr>
-                <w:rFonts w:ascii="Arial" w:hAnsi="Arial" w:eastAsia="Arial"/>
+                <w:rFonts w:ascii="Arial" w:hAnsi="Arial" w:eastAsia="Arial" w:cs="Arial"/>
                 <w:b/>
+                <w:color w:val="25282B"/>
                 <w:sz w:val="17"/>
               </w:rPr>
               <w:t>Farklılaştırma – Destekleme</w:t>
@@ -1589,25 +2369,33 @@
         </w:tc>
         <w:tc>
           <w:tcPr>
-            <w:tcW w:type="dxa" w:w="8561"/>
-            <w:vAlign w:val="center"/>
+            <w:tcW w:type="dxa" w:w="7767"/>
+            <w:vAlign w:val="top"/>
+            <w:shd w:fill="FFFFFF"/>
             <w:tcMar>
-              <w:top w:w="55" w:type="dxa"/>
-              <w:start w:w="70" w:type="dxa"/>
-              <w:bottom w:w="55" w:type="dxa"/>
-              <w:end w:w="70" w:type="dxa"/>
+              <w:top w:w="80" w:type="dxa"/>
+              <w:start w:w="95" w:type="dxa"/>
+              <w:bottom w:w="80" w:type="dxa"/>
+              <w:end w:w="95" w:type="dxa"/>
             </w:tcMar>
+            <w:tcBorders>
+              <w:top w:val="single" w:sz="4" w:color="B7BCC2"/>
+              <w:left w:val="single" w:sz="4" w:color="B7BCC2"/>
+              <w:bottom w:val="single" w:sz="4" w:color="B7BCC2"/>
+              <w:right w:val="single" w:sz="4" w:color="B7BCC2"/>
+            </w:tcBorders>
           </w:tcPr>
           <w:p>
             <w:pPr>
-              <w:spacing w:before="0" w:after="0" w:line="240" w:lineRule="auto"/>
+              <w:spacing w:before="0" w:after="0" w:line="245" w:lineRule="auto"/>
             </w:pPr>
             <w:r/>
             <w:r>
               <w:rPr>
-                <w:rFonts w:ascii="Arial" w:hAnsi="Arial"/>
+                <w:rFonts w:ascii="Arial" w:hAnsi="Arial" w:eastAsia="Arial" w:cs="Arial"/>
                 <w:b w:val="0"/>
-                <w:sz w:val="16"/>
+                <w:color w:val="25282B"/>
+                <w:sz w:val="17"/>
               </w:rPr>
               <w:t>Sunum için içerik/şablon iskeleti; ağ konusunda görsel ve kavram kartları verilir.</w:t>
             </w:r>
@@ -1620,25 +2408,32 @@
         </w:trPr>
         <w:tc>
           <w:tcPr>
-            <w:tcW w:type="dxa" w:w="2438"/>
-            <w:vAlign w:val="center"/>
+            <w:tcW w:type="dxa" w:w="2466"/>
+            <w:vAlign w:val="top"/>
+            <w:shd w:fill="F1F2F3"/>
             <w:tcMar>
-              <w:top w:w="55" w:type="dxa"/>
-              <w:start w:w="70" w:type="dxa"/>
-              <w:bottom w:w="55" w:type="dxa"/>
-              <w:end w:w="70" w:type="dxa"/>
+              <w:top w:w="80" w:type="dxa"/>
+              <w:start w:w="95" w:type="dxa"/>
+              <w:bottom w:w="80" w:type="dxa"/>
+              <w:end w:w="95" w:type="dxa"/>
             </w:tcMar>
-            <w:shd w:fill="D9EAF7"/>
+            <w:tcBorders>
+              <w:top w:val="single" w:sz="4" w:color="B7BCC2"/>
+              <w:left w:val="single" w:sz="4" w:color="B7BCC2"/>
+              <w:bottom w:val="single" w:sz="4" w:color="B7BCC2"/>
+              <w:right w:val="single" w:sz="4" w:color="B7BCC2"/>
+            </w:tcBorders>
           </w:tcPr>
           <w:p>
             <w:pPr>
-              <w:spacing w:after="0" w:before="0" w:line="240" w:lineRule="auto"/>
+              <w:spacing w:before="0" w:after="0" w:line="245" w:lineRule="auto"/>
             </w:pPr>
             <w:r/>
             <w:r>
               <w:rPr>
-                <w:rFonts w:ascii="Arial" w:hAnsi="Arial" w:eastAsia="Arial"/>
+                <w:rFonts w:ascii="Arial" w:hAnsi="Arial" w:eastAsia="Arial" w:cs="Arial"/>
                 <w:b/>
+                <w:color w:val="25282B"/>
                 <w:sz w:val="17"/>
               </w:rPr>
               <w:t>Farklılaştırma – Zenginleştirme</w:t>
@@ -1647,25 +2442,33 @@
         </w:tc>
         <w:tc>
           <w:tcPr>
-            <w:tcW w:type="dxa" w:w="8561"/>
-            <w:vAlign w:val="center"/>
+            <w:tcW w:type="dxa" w:w="7767"/>
+            <w:vAlign w:val="top"/>
+            <w:shd w:fill="FFFFFF"/>
             <w:tcMar>
-              <w:top w:w="55" w:type="dxa"/>
-              <w:start w:w="70" w:type="dxa"/>
-              <w:bottom w:w="55" w:type="dxa"/>
-              <w:end w:w="70" w:type="dxa"/>
+              <w:top w:w="80" w:type="dxa"/>
+              <w:start w:w="95" w:type="dxa"/>
+              <w:bottom w:w="80" w:type="dxa"/>
+              <w:end w:w="95" w:type="dxa"/>
             </w:tcMar>
+            <w:tcBorders>
+              <w:top w:val="single" w:sz="4" w:color="B7BCC2"/>
+              <w:left w:val="single" w:sz="4" w:color="B7BCC2"/>
+              <w:bottom w:val="single" w:sz="4" w:color="B7BCC2"/>
+              <w:right w:val="single" w:sz="4" w:color="B7BCC2"/>
+            </w:tcBorders>
           </w:tcPr>
           <w:p>
             <w:pPr>
-              <w:spacing w:before="0" w:after="0" w:line="240" w:lineRule="auto"/>
+              <w:spacing w:before="0" w:after="0" w:line="245" w:lineRule="auto"/>
             </w:pPr>
             <w:r/>
             <w:r>
               <w:rPr>
-                <w:rFonts w:ascii="Arial" w:hAnsi="Arial"/>
+                <w:rFonts w:ascii="Arial" w:hAnsi="Arial" w:eastAsia="Arial" w:cs="Arial"/>
                 <w:b w:val="0"/>
-                <w:sz w:val="16"/>
+                <w:color w:val="25282B"/>
+                <w:sz w:val="17"/>
               </w:rPr>
               <w:t>Öğrenciler sunumunu farklı hedef kitle için yeniden düzenleyebilir; ağlara ilişkin tarihsel bir iletişim teknolojisiyle günümüz ağını benzerlik/farklılık açısından karşılaştırabilir.</w:t>
             </w:r>
@@ -1675,230 +2478,10 @@
     </w:tbl>
     <w:p>
       <w:pPr>
-        <w:pStyle w:val="SectionHead"/>
-        <w:jc w:val="left"/>
+        <w:widowControl/>
       </w:pPr>
       <w:r>
-        <w:rPr>
-          <w:color w:val="1F4E78"/>
-        </w:rPr>
-        <w:t>IV. BÖLÜM: ÖLÇME VE DEĞERLENDİRME / ÖĞRENME KANITLARI</w:t>
-      </w:r>
-    </w:p>
-    <w:tbl>
-      <w:tblPr>
-        <w:tblW w:type="auto" w:w="0"/>
-        <w:jc w:val="center"/>
-        <w:tblLayout w:type="fixed"/>
-        <w:tblLook w:firstColumn="1" w:firstRow="1" w:lastColumn="0" w:lastRow="0" w:noHBand="0" w:noVBand="1" w:val="04A0"/>
-        <w:tblBorders>
-          <w:top w:val="single" w:sz="5" w:color="7F8C8D"/>
-          <w:left w:val="single" w:sz="5" w:color="7F8C8D"/>
-          <w:bottom w:val="single" w:sz="5" w:color="7F8C8D"/>
-          <w:right w:val="single" w:sz="5" w:color="7F8C8D"/>
-          <w:insideH w:val="single" w:sz="5" w:color="7F8C8D"/>
-          <w:insideV w:val="single" w:sz="5" w:color="7F8C8D"/>
-        </w:tblBorders>
-      </w:tblPr>
-      <w:tblGrid>
-        <w:gridCol w:w="10546"/>
-      </w:tblGrid>
-      <w:tr>
-        <w:trPr>
-          <w:cantSplit/>
-        </w:trPr>
-        <w:tc>
-          <w:tcPr>
-            <w:tcW w:type="dxa" w:w="10998"/>
-            <w:vAlign w:val="center"/>
-            <w:tcMar>
-              <w:top w:w="55" w:type="dxa"/>
-              <w:start w:w="70" w:type="dxa"/>
-              <w:bottom w:w="55" w:type="dxa"/>
-              <w:end w:w="70" w:type="dxa"/>
-            </w:tcMar>
-          </w:tcPr>
-          <w:p>
-            <w:pPr>
-              <w:spacing w:before="0" w:after="0" w:line="240" w:lineRule="auto"/>
-            </w:pPr>
-            <w:r/>
-            <w:r>
-              <w:rPr>
-                <w:rFonts w:ascii="Arial" w:hAnsi="Arial"/>
-                <w:b w:val="0"/>
-                <w:sz w:val="16"/>
-              </w:rPr>
-              <w:t>Sunum dereceli puanlama anahtarı/öz-akran değerlendirme; ağ bölümünde soru üretme ve ön bilgi formu kullanılır.</w:t>
-            </w:r>
-          </w:p>
-        </w:tc>
-      </w:tr>
-    </w:tbl>
-    <w:p>
-      <w:pPr>
-        <w:pStyle w:val="SectionHead"/>
-        <w:jc w:val="left"/>
-      </w:pPr>
-      <w:r>
-        <w:rPr>
-          <w:color w:val="1F4E78"/>
-        </w:rPr>
-        <w:t>V. BÖLÜM: DERSİN DİĞER DERSLERLE İLİŞKİSİ</w:t>
-      </w:r>
-    </w:p>
-    <w:tbl>
-      <w:tblPr>
-        <w:tblW w:type="auto" w:w="0"/>
-        <w:jc w:val="center"/>
-        <w:tblLayout w:type="fixed"/>
-        <w:tblLook w:firstColumn="1" w:firstRow="1" w:lastColumn="0" w:lastRow="0" w:noHBand="0" w:noVBand="1" w:val="04A0"/>
-        <w:tblBorders>
-          <w:top w:val="single" w:sz="5" w:color="7F8C8D"/>
-          <w:left w:val="single" w:sz="5" w:color="7F8C8D"/>
-          <w:bottom w:val="single" w:sz="5" w:color="7F8C8D"/>
-          <w:right w:val="single" w:sz="5" w:color="7F8C8D"/>
-          <w:insideH w:val="single" w:sz="5" w:color="7F8C8D"/>
-          <w:insideV w:val="single" w:sz="5" w:color="7F8C8D"/>
-        </w:tblBorders>
-      </w:tblPr>
-      <w:tblGrid>
-        <w:gridCol w:w="10546"/>
-      </w:tblGrid>
-      <w:tr>
-        <w:trPr>
-          <w:cantSplit/>
-        </w:trPr>
-        <w:tc>
-          <w:tcPr>
-            <w:tcW w:type="dxa" w:w="10998"/>
-            <w:vAlign w:val="center"/>
-            <w:tcMar>
-              <w:top w:w="55" w:type="dxa"/>
-              <w:start w:w="70" w:type="dxa"/>
-              <w:bottom w:w="55" w:type="dxa"/>
-              <w:end w:w="70" w:type="dxa"/>
-            </w:tcMar>
-          </w:tcPr>
-          <w:p>
-            <w:pPr>
-              <w:spacing w:before="0" w:after="0" w:line="240" w:lineRule="auto"/>
-            </w:pPr>
-            <w:r/>
-            <w:r>
-              <w:rPr>
-                <w:rFonts w:ascii="Arial" w:hAnsi="Arial"/>
-                <w:b w:val="0"/>
-                <w:sz w:val="16"/>
-              </w:rPr>
-              <w:t>1. ders saati: Görsel Sanatlar, Sosyal Bilgiler, Türkçe; 2. ders saati: —</w:t>
-            </w:r>
-          </w:p>
-        </w:tc>
-      </w:tr>
-    </w:tbl>
-    <w:p>
-      <w:pPr>
-        <w:pStyle w:val="SectionHead"/>
-        <w:jc w:val="left"/>
-      </w:pPr>
-      <w:r>
-        <w:rPr>
-          <w:color w:val="1F4E78"/>
-        </w:rPr>
-        <w:t>VI. BÖLÜM: PLANIN UYGULANMASIYLA İLGİLİ DİĞER AÇIKLAMALAR</w:t>
-      </w:r>
-    </w:p>
-    <w:tbl>
-      <w:tblPr>
-        <w:tblW w:type="auto" w:w="0"/>
-        <w:jc w:val="center"/>
-        <w:tblLayout w:type="fixed"/>
-        <w:tblLook w:firstColumn="1" w:firstRow="1" w:lastColumn="0" w:lastRow="0" w:noHBand="0" w:noVBand="1" w:val="04A0"/>
-        <w:tblBorders>
-          <w:top w:val="single" w:sz="5" w:color="7F8C8D"/>
-          <w:left w:val="single" w:sz="5" w:color="7F8C8D"/>
-          <w:bottom w:val="single" w:sz="5" w:color="7F8C8D"/>
-          <w:right w:val="single" w:sz="5" w:color="7F8C8D"/>
-          <w:insideH w:val="single" w:sz="5" w:color="7F8C8D"/>
-          <w:insideV w:val="single" w:sz="5" w:color="7F8C8D"/>
-        </w:tblBorders>
-      </w:tblPr>
-      <w:tblGrid>
-        <w:gridCol w:w="5273"/>
-        <w:gridCol w:w="5273"/>
-      </w:tblGrid>
-      <w:tr>
-        <w:trPr>
-          <w:cantSplit/>
-        </w:trPr>
-        <w:tc>
-          <w:tcPr>
-            <w:tcW w:type="dxa" w:w="2438"/>
-            <w:vAlign w:val="center"/>
-            <w:tcMar>
-              <w:top w:w="55" w:type="dxa"/>
-              <w:start w:w="70" w:type="dxa"/>
-              <w:bottom w:w="55" w:type="dxa"/>
-              <w:end w:w="70" w:type="dxa"/>
-            </w:tcMar>
-            <w:shd w:fill="D9EAF7"/>
-          </w:tcPr>
-          <w:p>
-            <w:pPr>
-              <w:spacing w:after="0" w:before="0" w:line="240" w:lineRule="auto"/>
-            </w:pPr>
-            <w:r/>
-            <w:r>
-              <w:rPr>
-                <w:rFonts w:ascii="Arial" w:hAnsi="Arial" w:eastAsia="Arial"/>
-                <w:b/>
-                <w:sz w:val="17"/>
-              </w:rPr>
-              <w:t>Uygulama Notları</w:t>
-            </w:r>
-          </w:p>
-        </w:tc>
-        <w:tc>
-          <w:tcPr>
-            <w:tcW w:type="dxa" w:w="8561"/>
-            <w:vAlign w:val="center"/>
-            <w:tcMar>
-              <w:top w:w="55" w:type="dxa"/>
-              <w:start w:w="70" w:type="dxa"/>
-              <w:bottom w:w="55" w:type="dxa"/>
-              <w:end w:w="70" w:type="dxa"/>
-            </w:tcMar>
-          </w:tcPr>
-          <w:p>
-            <w:pPr>
-              <w:spacing w:before="0" w:after="0" w:line="240" w:lineRule="auto"/>
-            </w:pPr>
-            <w:r/>
-            <w:r>
-              <w:rPr>
-                <w:rFonts w:ascii="Arial" w:hAnsi="Arial"/>
-                <w:b w:val="0"/>
-                <w:sz w:val="16"/>
-              </w:rPr>
-              <w:t>31 Aralık/1 Ocak dönemindeki resmi tatil nedeniyle dersin gerçek gününe göre uygulama süresi okul takvimi doğrultusunda uyarlanabilir.</w:t>
-            </w:r>
-          </w:p>
-        </w:tc>
-      </w:tr>
-    </w:tbl>
-    <w:p>
-      <w:pPr>
-        <w:spacing w:before="100" w:after="0"/>
-        <w:jc w:val="center"/>
-      </w:pPr>
-      <w:r>
-        <w:rPr>
-          <w:rFonts w:ascii="Arial" w:hAnsi="Arial"/>
-          <w:b/>
-          <w:sz w:val="18"/>
-        </w:rPr>
-        <w:t>Uygundur</w:t>
+        <w:br w:type="page"/>
       </w:r>
     </w:p>
     <w:tbl>
@@ -1909,8 +2492,247 @@
         <w:tblLook w:firstColumn="1" w:firstRow="1" w:lastColumn="0" w:lastRow="0" w:noHBand="0" w:noVBand="1" w:val="04A0"/>
       </w:tblPr>
       <w:tblGrid>
-        <w:gridCol w:w="5273"/>
-        <w:gridCol w:w="5273"/>
+        <w:gridCol w:w="10234"/>
+      </w:tblGrid>
+      <w:tr>
+        <w:tc>
+          <w:tcPr>
+            <w:tcW w:type="dxa" w:w="10234"/>
+            <w:shd w:fill="D9D9D9"/>
+            <w:tcMar>
+              <w:top w:w="65" w:type="dxa"/>
+              <w:start w:w="100" w:type="dxa"/>
+              <w:bottom w:w="65" w:type="dxa"/>
+              <w:end w:w="100" w:type="dxa"/>
+            </w:tcMar>
+            <w:tcBorders>
+              <w:top w:val="single" w:sz="5" w:color="8F949A"/>
+              <w:left w:val="single" w:sz="5" w:color="8F949A"/>
+              <w:bottom w:val="single" w:sz="5" w:color="8F949A"/>
+              <w:right w:val="single" w:sz="5" w:color="8F949A"/>
+            </w:tcBorders>
+          </w:tcPr>
+          <w:p>
+            <w:pPr>
+              <w:spacing w:after="0"/>
+            </w:pPr>
+            <w:r>
+              <w:rPr>
+                <w:rFonts w:ascii="Arial" w:hAnsi="Arial" w:eastAsia="Arial" w:cs="Arial"/>
+                <w:b/>
+                <w:color w:val="25282B"/>
+                <w:sz w:val="18"/>
+              </w:rPr>
+              <w:t>IV. BÖLÜM: ÖLÇME VE DEĞERLENDİRME / ÖĞRENME KANITLARI</w:t>
+            </w:r>
+          </w:p>
+        </w:tc>
+      </w:tr>
+    </w:tbl>
+    <w:tbl>
+      <w:tblPr>
+        <w:tblW w:type="auto" w:w="0"/>
+        <w:jc w:val="center"/>
+        <w:tblLayout w:type="fixed"/>
+        <w:tblLook w:firstColumn="1" w:firstRow="1" w:lastColumn="0" w:lastRow="0" w:noHBand="0" w:noVBand="1" w:val="04A0"/>
+      </w:tblPr>
+      <w:tblGrid>
+        <w:gridCol w:w="10234"/>
+      </w:tblGrid>
+      <w:tr>
+        <w:tc>
+          <w:tcPr>
+            <w:tcW w:type="dxa" w:w="10234"/>
+            <w:shd w:fill="FFFFFF"/>
+            <w:tcMar>
+              <w:top w:w="90" w:type="dxa"/>
+              <w:start w:w="105" w:type="dxa"/>
+              <w:bottom w:w="90" w:type="dxa"/>
+              <w:end w:w="105" w:type="dxa"/>
+            </w:tcMar>
+            <w:tcBorders>
+              <w:top w:val="single" w:sz="4" w:color="B7BCC2"/>
+              <w:left w:val="single" w:sz="4" w:color="B7BCC2"/>
+              <w:bottom w:val="single" w:sz="4" w:color="B7BCC2"/>
+              <w:right w:val="single" w:sz="4" w:color="B7BCC2"/>
+            </w:tcBorders>
+          </w:tcPr>
+          <w:p>
+            <w:pPr>
+              <w:spacing w:before="0" w:after="0" w:line="245" w:lineRule="auto"/>
+            </w:pPr>
+            <w:r/>
+            <w:r>
+              <w:rPr>
+                <w:rFonts w:ascii="Arial" w:hAnsi="Arial" w:eastAsia="Arial" w:cs="Arial"/>
+                <w:b w:val="0"/>
+                <w:color w:val="25282B"/>
+                <w:sz w:val="17"/>
+              </w:rPr>
+              <w:t>Sunum dereceli puanlama anahtarı/öz-akran değerlendirme; ağ bölümünde soru üretme ve ön bilgi formu kullanılır.</w:t>
+            </w:r>
+          </w:p>
+        </w:tc>
+      </w:tr>
+    </w:tbl>
+    <w:p>
+      <w:pPr>
+        <w:widowControl/>
+        <w:spacing w:after="0"/>
+      </w:pPr>
+    </w:p>
+    <w:tbl>
+      <w:tblPr>
+        <w:tblW w:type="auto" w:w="0"/>
+        <w:jc w:val="center"/>
+        <w:tblLayout w:type="fixed"/>
+        <w:tblLook w:firstColumn="1" w:firstRow="1" w:lastColumn="0" w:lastRow="0" w:noHBand="0" w:noVBand="1" w:val="04A0"/>
+      </w:tblPr>
+      <w:tblGrid>
+        <w:gridCol w:w="10234"/>
+      </w:tblGrid>
+      <w:tr>
+        <w:tc>
+          <w:tcPr>
+            <w:tcW w:type="dxa" w:w="10234"/>
+            <w:shd w:fill="D9D9D9"/>
+            <w:tcMar>
+              <w:top w:w="65" w:type="dxa"/>
+              <w:start w:w="100" w:type="dxa"/>
+              <w:bottom w:w="65" w:type="dxa"/>
+              <w:end w:w="100" w:type="dxa"/>
+            </w:tcMar>
+            <w:tcBorders>
+              <w:top w:val="single" w:sz="5" w:color="8F949A"/>
+              <w:left w:val="single" w:sz="5" w:color="8F949A"/>
+              <w:bottom w:val="single" w:sz="5" w:color="8F949A"/>
+              <w:right w:val="single" w:sz="5" w:color="8F949A"/>
+            </w:tcBorders>
+          </w:tcPr>
+          <w:p>
+            <w:pPr>
+              <w:spacing w:after="0"/>
+            </w:pPr>
+            <w:r>
+              <w:rPr>
+                <w:rFonts w:ascii="Arial" w:hAnsi="Arial" w:eastAsia="Arial" w:cs="Arial"/>
+                <w:b/>
+                <w:color w:val="25282B"/>
+                <w:sz w:val="18"/>
+              </w:rPr>
+              <w:t>V. BÖLÜM: DERSİN DİĞER DERSLERLE İLİŞKİSİ</w:t>
+            </w:r>
+          </w:p>
+        </w:tc>
+      </w:tr>
+    </w:tbl>
+    <w:tbl>
+      <w:tblPr>
+        <w:tblW w:type="auto" w:w="0"/>
+        <w:jc w:val="center"/>
+        <w:tblLayout w:type="fixed"/>
+        <w:tblLook w:firstColumn="1" w:firstRow="1" w:lastColumn="0" w:lastRow="0" w:noHBand="0" w:noVBand="1" w:val="04A0"/>
+      </w:tblPr>
+      <w:tblGrid>
+        <w:gridCol w:w="10234"/>
+      </w:tblGrid>
+      <w:tr>
+        <w:tc>
+          <w:tcPr>
+            <w:tcW w:type="dxa" w:w="10234"/>
+            <w:shd w:fill="FFFFFF"/>
+            <w:tcMar>
+              <w:top w:w="85" w:type="dxa"/>
+              <w:start w:w="105" w:type="dxa"/>
+              <w:bottom w:w="85" w:type="dxa"/>
+              <w:end w:w="105" w:type="dxa"/>
+            </w:tcMar>
+            <w:tcBorders>
+              <w:top w:val="single" w:sz="4" w:color="B7BCC2"/>
+              <w:left w:val="single" w:sz="4" w:color="B7BCC2"/>
+              <w:bottom w:val="single" w:sz="4" w:color="B7BCC2"/>
+              <w:right w:val="single" w:sz="4" w:color="B7BCC2"/>
+            </w:tcBorders>
+          </w:tcPr>
+          <w:p>
+            <w:pPr>
+              <w:spacing w:before="0" w:after="0" w:line="245" w:lineRule="auto"/>
+            </w:pPr>
+            <w:r/>
+            <w:r>
+              <w:rPr>
+                <w:rFonts w:ascii="Arial" w:hAnsi="Arial" w:eastAsia="Arial" w:cs="Arial"/>
+                <w:b w:val="0"/>
+                <w:color w:val="25282B"/>
+                <w:sz w:val="17"/>
+              </w:rPr>
+              <w:t>1. ders saati: Görsel Sanatlar, Sosyal Bilgiler, Türkçe; 2. ders saati: —</w:t>
+            </w:r>
+          </w:p>
+        </w:tc>
+      </w:tr>
+    </w:tbl>
+    <w:p>
+      <w:pPr>
+        <w:widowControl/>
+        <w:spacing w:after="0"/>
+      </w:pPr>
+    </w:p>
+    <w:tbl>
+      <w:tblPr>
+        <w:tblW w:type="auto" w:w="0"/>
+        <w:jc w:val="center"/>
+        <w:tblLayout w:type="fixed"/>
+        <w:tblLook w:firstColumn="1" w:firstRow="1" w:lastColumn="0" w:lastRow="0" w:noHBand="0" w:noVBand="1" w:val="04A0"/>
+      </w:tblPr>
+      <w:tblGrid>
+        <w:gridCol w:w="10234"/>
+      </w:tblGrid>
+      <w:tr>
+        <w:tc>
+          <w:tcPr>
+            <w:tcW w:type="dxa" w:w="10234"/>
+            <w:shd w:fill="D9D9D9"/>
+            <w:tcMar>
+              <w:top w:w="65" w:type="dxa"/>
+              <w:start w:w="100" w:type="dxa"/>
+              <w:bottom w:w="65" w:type="dxa"/>
+              <w:end w:w="100" w:type="dxa"/>
+            </w:tcMar>
+            <w:tcBorders>
+              <w:top w:val="single" w:sz="5" w:color="8F949A"/>
+              <w:left w:val="single" w:sz="5" w:color="8F949A"/>
+              <w:bottom w:val="single" w:sz="5" w:color="8F949A"/>
+              <w:right w:val="single" w:sz="5" w:color="8F949A"/>
+            </w:tcBorders>
+          </w:tcPr>
+          <w:p>
+            <w:pPr>
+              <w:spacing w:after="0"/>
+            </w:pPr>
+            <w:r>
+              <w:rPr>
+                <w:rFonts w:ascii="Arial" w:hAnsi="Arial" w:eastAsia="Arial" w:cs="Arial"/>
+                <w:b/>
+                <w:color w:val="25282B"/>
+                <w:sz w:val="18"/>
+              </w:rPr>
+              <w:t>VI. BÖLÜM: PLANIN UYGULANMASIYLA İLGİLİ DİĞER AÇIKLAMALAR</w:t>
+            </w:r>
+          </w:p>
+        </w:tc>
+      </w:tr>
+    </w:tbl>
+    <w:tbl>
+      <w:tblPr>
+        <w:tblW w:type="auto" w:w="0"/>
+        <w:jc w:val="center"/>
+        <w:tblLayout w:type="fixed"/>
+        <w:tblLook w:firstColumn="1" w:firstRow="1" w:lastColumn="0" w:lastRow="0" w:noHBand="0" w:noVBand="1" w:val="04A0"/>
+      </w:tblPr>
+      <w:tblGrid>
+        <w:gridCol w:w="2523"/>
+        <w:gridCol w:w="7711"/>
       </w:tblGrid>
       <w:tr>
         <w:trPr>
@@ -1918,155 +2740,289 @@
         </w:trPr>
         <w:tc>
           <w:tcPr>
-            <w:tcW w:type="dxa" w:w="5499"/>
+            <w:tcW w:type="dxa" w:w="2523"/>
+            <w:vAlign w:val="top"/>
+            <w:shd w:fill="F1F2F3"/>
             <w:tcMar>
-              <w:top w:w="40" w:type="dxa"/>
-              <w:start w:w="40" w:type="dxa"/>
-              <w:bottom w:w="40" w:type="dxa"/>
-              <w:end w:w="40" w:type="dxa"/>
+              <w:top w:w="72" w:type="dxa"/>
+              <w:start w:w="95" w:type="dxa"/>
+              <w:bottom w:w="72" w:type="dxa"/>
+              <w:end w:w="95" w:type="dxa"/>
+            </w:tcMar>
+            <w:tcBorders>
+              <w:top w:val="single" w:sz="4" w:color="B7BCC2"/>
+              <w:left w:val="single" w:sz="4" w:color="B7BCC2"/>
+              <w:bottom w:val="single" w:sz="4" w:color="B7BCC2"/>
+              <w:right w:val="single" w:sz="4" w:color="B7BCC2"/>
+            </w:tcBorders>
+          </w:tcPr>
+          <w:p>
+            <w:pPr>
+              <w:spacing w:before="0" w:after="0" w:line="245" w:lineRule="auto"/>
+            </w:pPr>
+            <w:r/>
+            <w:r>
+              <w:rPr>
+                <w:rFonts w:ascii="Arial" w:hAnsi="Arial" w:eastAsia="Arial" w:cs="Arial"/>
+                <w:b/>
+                <w:color w:val="25282B"/>
+                <w:sz w:val="17"/>
+              </w:rPr>
+              <w:t>Uygulama Notları</w:t>
+            </w:r>
+          </w:p>
+        </w:tc>
+        <w:tc>
+          <w:tcPr>
+            <w:tcW w:type="dxa" w:w="7711"/>
+            <w:vAlign w:val="top"/>
+            <w:shd w:fill="FFFFFF"/>
+            <w:tcMar>
+              <w:top w:w="72" w:type="dxa"/>
+              <w:start w:w="95" w:type="dxa"/>
+              <w:bottom w:w="72" w:type="dxa"/>
+              <w:end w:w="95" w:type="dxa"/>
+            </w:tcMar>
+            <w:tcBorders>
+              <w:top w:val="single" w:sz="4" w:color="B7BCC2"/>
+              <w:left w:val="single" w:sz="4" w:color="B7BCC2"/>
+              <w:bottom w:val="single" w:sz="4" w:color="B7BCC2"/>
+              <w:right w:val="single" w:sz="4" w:color="B7BCC2"/>
+            </w:tcBorders>
+          </w:tcPr>
+          <w:p>
+            <w:pPr>
+              <w:spacing w:before="0" w:after="0" w:line="245" w:lineRule="auto"/>
+            </w:pPr>
+            <w:r/>
+            <w:r>
+              <w:rPr>
+                <w:rFonts w:ascii="Arial" w:hAnsi="Arial" w:eastAsia="Arial" w:cs="Arial"/>
+                <w:b w:val="0"/>
+                <w:color w:val="25282B"/>
+                <w:sz w:val="17"/>
+              </w:rPr>
+              <w:t>31 Aralık/1 Ocak dönemindeki resmi tatil nedeniyle dersin gerçek gününe göre uygulama süresi okul takvimi doğrultusunda uyarlanabilir.</w:t>
+            </w:r>
+          </w:p>
+        </w:tc>
+      </w:tr>
+    </w:tbl>
+    <w:p>
+      <w:pPr>
+        <w:widowControl/>
+        <w:spacing w:after="20"/>
+      </w:pPr>
+    </w:p>
+    <w:tbl>
+      <w:tblPr>
+        <w:tblW w:type="auto" w:w="0"/>
+        <w:jc w:val="center"/>
+        <w:tblLayout w:type="fixed"/>
+        <w:tblLook w:firstColumn="1" w:firstRow="1" w:lastColumn="0" w:lastRow="0" w:noHBand="0" w:noVBand="1" w:val="04A0"/>
+      </w:tblPr>
+      <w:tblGrid>
+        <w:gridCol w:w="5103"/>
+        <w:gridCol w:w="5131"/>
+      </w:tblGrid>
+      <w:tr>
+        <w:tc>
+          <w:tcPr>
+            <w:tcW w:type="dxa" w:w="5103"/>
+            <w:shd w:fill="FFFFFF"/>
+            <w:tcMar>
+              <w:top w:w="140" w:type="dxa"/>
+              <w:start w:w="100" w:type="dxa"/>
+              <w:bottom w:w="30" w:type="dxa"/>
+              <w:end w:w="100" w:type="dxa"/>
             </w:tcMar>
             <w:tcBorders>
               <w:top w:val="nil"/>
               <w:left w:val="nil"/>
               <w:bottom w:val="nil"/>
               <w:right w:val="nil"/>
-              <w:insideH w:val="nil"/>
-              <w:insideV w:val="nil"/>
             </w:tcBorders>
           </w:tcPr>
           <w:p>
             <w:pPr>
-              <w:spacing w:after="0" w:before="0" w:line="240" w:lineRule="auto"/>
+              <w:spacing w:after="0"/>
               <w:jc w:val="center"/>
             </w:pPr>
             <w:r/>
             <w:r>
               <w:rPr>
-                <w:rFonts w:ascii="Arial" w:hAnsi="Arial" w:eastAsia="Arial"/>
+                <w:rFonts w:ascii="Arial" w:hAnsi="Arial" w:eastAsia="Arial" w:cs="Arial"/>
                 <w:b/>
+                <w:color w:val="25282B"/>
                 <w:sz w:val="17"/>
               </w:rPr>
               <w:t>Bilgisayar ve Öğretim Teknolojileri Öğretmeni</w:t>
             </w:r>
           </w:p>
+          <w:p>
+            <w:pPr>
+              <w:spacing w:after="0"/>
+              <w:jc w:val="center"/>
+            </w:pPr>
+            <w:r>
+              <w:rPr>
+                <w:rFonts w:ascii="Arial" w:hAnsi="Arial" w:eastAsia="Arial" w:cs="Arial"/>
+                <w:b w:val="0"/>
+                <w:color w:val="25282B"/>
+                <w:sz w:val="16"/>
+              </w:rPr>
+              <w:t>Ad Soyad: ........................................</w:t>
+            </w:r>
+          </w:p>
+          <w:p>
+            <w:pPr>
+              <w:spacing w:after="0"/>
+              <w:jc w:val="center"/>
+            </w:pPr>
+            <w:r>
+              <w:rPr>
+                <w:rFonts w:ascii="Arial" w:hAnsi="Arial" w:eastAsia="Arial" w:cs="Arial"/>
+                <w:b w:val="0"/>
+                <w:color w:val="25282B"/>
+                <w:sz w:val="16"/>
+              </w:rPr>
+              <w:t>İmza: ................................................</w:t>
+            </w:r>
+          </w:p>
         </w:tc>
         <w:tc>
           <w:tcPr>
-            <w:tcW w:type="dxa" w:w="5499"/>
+            <w:tcW w:type="dxa" w:w="5131"/>
+            <w:shd w:fill="FFFFFF"/>
             <w:tcMar>
-              <w:top w:w="40" w:type="dxa"/>
-              <w:start w:w="40" w:type="dxa"/>
-              <w:bottom w:w="40" w:type="dxa"/>
-              <w:end w:w="40" w:type="dxa"/>
+              <w:top w:w="140" w:type="dxa"/>
+              <w:start w:w="100" w:type="dxa"/>
+              <w:bottom w:w="30" w:type="dxa"/>
+              <w:end w:w="100" w:type="dxa"/>
             </w:tcMar>
             <w:tcBorders>
               <w:top w:val="nil"/>
               <w:left w:val="nil"/>
               <w:bottom w:val="nil"/>
               <w:right w:val="nil"/>
-              <w:insideH w:val="nil"/>
-              <w:insideV w:val="nil"/>
             </w:tcBorders>
           </w:tcPr>
           <w:p>
             <w:pPr>
-              <w:spacing w:after="0" w:before="0" w:line="240" w:lineRule="auto"/>
+              <w:spacing w:after="0"/>
               <w:jc w:val="center"/>
             </w:pPr>
             <w:r/>
             <w:r>
               <w:rPr>
-                <w:rFonts w:ascii="Arial" w:hAnsi="Arial" w:eastAsia="Arial"/>
+                <w:rFonts w:ascii="Arial" w:hAnsi="Arial" w:eastAsia="Arial" w:cs="Arial"/>
                 <w:b/>
+                <w:color w:val="25282B"/>
+                <w:sz w:val="17"/>
+              </w:rPr>
+              <w:t>Uygundur</w:t>
+            </w:r>
+          </w:p>
+          <w:p>
+            <w:pPr>
+              <w:spacing w:after="0"/>
+              <w:jc w:val="center"/>
+            </w:pPr>
+            <w:r>
+              <w:rPr>
+                <w:rFonts w:ascii="Arial" w:hAnsi="Arial" w:eastAsia="Arial" w:cs="Arial"/>
+                <w:b/>
+                <w:color w:val="25282B"/>
                 <w:sz w:val="17"/>
               </w:rPr>
               <w:t>Okul Müdürü</w:t>
             </w:r>
           </w:p>
-        </w:tc>
-      </w:tr>
-      <w:tr>
-        <w:trPr>
-          <w:cantSplit/>
-        </w:trPr>
-        <w:tc>
-          <w:tcPr>
-            <w:tcW w:type="dxa" w:w="5499"/>
-            <w:tcMar>
-              <w:top w:w="40" w:type="dxa"/>
-              <w:start w:w="40" w:type="dxa"/>
-              <w:bottom w:w="40" w:type="dxa"/>
-              <w:end w:w="40" w:type="dxa"/>
-            </w:tcMar>
-            <w:tcBorders>
-              <w:top w:val="nil"/>
-              <w:left w:val="nil"/>
-              <w:bottom w:val="nil"/>
-              <w:right w:val="nil"/>
-              <w:insideH w:val="nil"/>
-              <w:insideV w:val="nil"/>
-            </w:tcBorders>
-          </w:tcPr>
           <w:p>
             <w:pPr>
-              <w:spacing w:after="0" w:before="0" w:line="240" w:lineRule="auto"/>
+              <w:spacing w:after="0"/>
               <w:jc w:val="center"/>
             </w:pPr>
-            <w:r/>
             <w:r>
               <w:rPr>
-                <w:rFonts w:ascii="Arial" w:hAnsi="Arial" w:eastAsia="Arial"/>
+                <w:rFonts w:ascii="Arial" w:hAnsi="Arial" w:eastAsia="Arial" w:cs="Arial"/>
                 <w:b w:val="0"/>
+                <w:color w:val="25282B"/>
                 <w:sz w:val="16"/>
               </w:rPr>
-              <w:t>Ad Soyad / İmza</w:t>
+              <w:t>Ad Soyad: ........................................</w:t>
             </w:r>
           </w:p>
-        </w:tc>
-        <w:tc>
-          <w:tcPr>
-            <w:tcW w:type="dxa" w:w="5499"/>
-            <w:tcMar>
-              <w:top w:w="40" w:type="dxa"/>
-              <w:start w:w="40" w:type="dxa"/>
-              <w:bottom w:w="40" w:type="dxa"/>
-              <w:end w:w="40" w:type="dxa"/>
-            </w:tcMar>
-            <w:tcBorders>
-              <w:top w:val="nil"/>
-              <w:left w:val="nil"/>
-              <w:bottom w:val="nil"/>
-              <w:right w:val="nil"/>
-              <w:insideH w:val="nil"/>
-              <w:insideV w:val="nil"/>
-            </w:tcBorders>
-          </w:tcPr>
           <w:p>
             <w:pPr>
-              <w:spacing w:after="0" w:before="0" w:line="240" w:lineRule="auto"/>
+              <w:spacing w:after="0"/>
               <w:jc w:val="center"/>
             </w:pPr>
-            <w:r/>
             <w:r>
               <w:rPr>
-                <w:rFonts w:ascii="Arial" w:hAnsi="Arial" w:eastAsia="Arial"/>
+                <w:rFonts w:ascii="Arial" w:hAnsi="Arial" w:eastAsia="Arial" w:cs="Arial"/>
                 <w:b w:val="0"/>
+                <w:color w:val="25282B"/>
                 <w:sz w:val="16"/>
               </w:rPr>
-              <w:t>Ad Soyad / İmza</w:t>
+              <w:t>İmza: ................................................</w:t>
             </w:r>
           </w:p>
         </w:tc>
       </w:tr>
     </w:tbl>
     <w:sectPr>
-      <w:pgSz w:w="11906" w:h="16838"/>
-      <w:pgMar w:top="652" w:right="680" w:bottom="652" w:left="680" w:header="720" w:footer="720" w:gutter="0"/>
+      <w:headerReference w:type="default" r:id="rId9"/>
+      <w:footerReference w:type="default" r:id="rId10"/>
+      <w:pgSz w:w="12240" w:h="15840"/>
+      <w:pgMar w:top="595" w:right="709" w:bottom="595" w:left="709" w:header="227" w:footer="255" w:gutter="0"/>
       <w:cols w:space="720"/>
       <w:docGrid w:linePitch="360"/>
     </w:sectPr>
   </w:body>
 </w:document>
+</file>
+
+<file path=word/footer1.xml><?xml version="1.0" encoding="utf-8"?>
+<w:ftr xmlns:m="http://schemas.openxmlformats.org/officeDocument/2006/math" xmlns:mc="http://schemas.openxmlformats.org/markup-compatibility/2006" xmlns:mo="http://schemas.microsoft.com/office/mac/office/2008/main" xmlns:mv="urn:schemas-microsoft-com:mac:vml" xmlns:o="urn:schemas-microsoft-com:office:office" xmlns:r="http://schemas.openxmlformats.org/officeDocument/2006/relationships" xmlns:v="urn:schemas-microsoft-com:vml" xmlns:w10="urn:schemas-microsoft-com:office:word" xmlns:w14="http://schemas.microsoft.com/office/word/2010/wordml" xmlns:w="http://schemas.openxmlformats.org/wordprocessingml/2006/main" xmlns:wne="http://schemas.microsoft.com/office/word/2006/wordml" xmlns:wp14="http://schemas.microsoft.com/office/word/2010/wordprocessingDrawing" xmlns:wp="http://schemas.openxmlformats.org/drawingml/2006/wordprocessingDrawing" xmlns:wpc="http://schemas.microsoft.com/office/word/2010/wordprocessingCanvas" xmlns:wpg="http://schemas.microsoft.com/office/word/2010/wordprocessingGroup" xmlns:wpi="http://schemas.microsoft.com/office/word/2010/wordprocessingInk" xmlns:wps="http://schemas.microsoft.com/office/word/2010/wordprocessingShape" mc:Ignorable="w14 wp14">
+  <w:p>
+    <w:pPr>
+      <w:pStyle w:val="Footer"/>
+      <w:spacing w:after="0"/>
+      <w:jc w:val="center"/>
+    </w:pPr>
+    <w:r>
+      <w:rPr>
+        <w:rFonts w:ascii="Arial" w:hAnsi="Arial" w:eastAsia="Arial" w:cs="Arial"/>
+        <w:b w:val="0"/>
+        <w:color w:val="777777"/>
+        <w:sz w:val="14"/>
+      </w:rPr>
+      <w:t>5. Sınıf Bilişim Teknolojileri ve Yazılım • 14. Hafta Ders Planı</w:t>
+    </w:r>
+  </w:p>
+</w:ftr>
+</file>
+
+<file path=word/header1.xml><?xml version="1.0" encoding="utf-8"?>
+<w:hdr xmlns:m="http://schemas.openxmlformats.org/officeDocument/2006/math" xmlns:mc="http://schemas.openxmlformats.org/markup-compatibility/2006" xmlns:mo="http://schemas.microsoft.com/office/mac/office/2008/main" xmlns:mv="urn:schemas-microsoft-com:mac:vml" xmlns:o="urn:schemas-microsoft-com:office:office" xmlns:r="http://schemas.openxmlformats.org/officeDocument/2006/relationships" xmlns:v="urn:schemas-microsoft-com:vml" xmlns:w10="urn:schemas-microsoft-com:office:word" xmlns:w14="http://schemas.microsoft.com/office/word/2010/wordml" xmlns:w="http://schemas.openxmlformats.org/wordprocessingml/2006/main" xmlns:wne="http://schemas.microsoft.com/office/word/2006/wordml" xmlns:wp14="http://schemas.microsoft.com/office/word/2010/wordprocessingDrawing" xmlns:wp="http://schemas.openxmlformats.org/drawingml/2006/wordprocessingDrawing" xmlns:wpc="http://schemas.microsoft.com/office/word/2010/wordprocessingCanvas" xmlns:wpg="http://schemas.microsoft.com/office/word/2010/wordprocessingGroup" xmlns:wpi="http://schemas.microsoft.com/office/word/2010/wordprocessingInk" xmlns:wps="http://schemas.microsoft.com/office/word/2010/wordprocessingShape" mc:Ignorable="w14 wp14">
+  <w:p>
+    <w:pPr>
+      <w:pStyle w:val="Header"/>
+      <w:spacing w:after="0"/>
+      <w:jc w:val="center"/>
+    </w:pPr>
+    <w:r>
+      <w:rPr>
+        <w:rFonts w:ascii="Arial" w:hAnsi="Arial" w:eastAsia="Arial" w:cs="Arial"/>
+        <w:b/>
+        <w:color w:val="666666"/>
+        <w:sz w:val="15"/>
+      </w:rPr>
+      <w:t>2026-2027 EĞİTİM – ÖĞRETİM YILI</w:t>
+    </w:r>
+  </w:p>
+</w:hdr>
 </file>
 
 <file path=word/numbering.xml><?xml version="1.0" encoding="utf-8"?>
@@ -2432,11 +3388,8 @@
     <w:name w:val="Normal"/>
     <w:qFormat/>
     <w:rsid w:val="00FC693F"/>
-    <w:pPr>
-      <w:spacing w:after="0" w:before="0" w:line="240" w:lineRule="auto"/>
-    </w:pPr>
     <w:rPr>
-      <w:rFonts w:ascii="Arial" w:hAnsi="Arial" w:eastAsia="Arial"/>
+      <w:rFonts w:ascii="Arial" w:hAnsi="Arial"/>
       <w:sz w:val="18"/>
     </w:rPr>
   </w:style>
@@ -14121,28 +15074,6 @@
         <w:shd w:val="clear" w:color="auto" w:fill="FBCAA2" w:themeFill="accent6" w:themeFillTint="7F"/>
       </w:tcPr>
     </w:tblStylePr>
-  </w:style>
-  <w:style w:type="paragraph" w:customStyle="1" w:styleId="PlanTitle">
-    <w:name w:val="PlanTitle"/>
-    <w:pPr>
-      <w:spacing w:before="0" w:after="40"/>
-    </w:pPr>
-    <w:rPr>
-      <w:rFonts w:ascii="Arial" w:hAnsi="Arial" w:eastAsia="Arial"/>
-      <w:b/>
-      <w:sz w:val="24"/>
-    </w:rPr>
-  </w:style>
-  <w:style w:type="paragraph" w:customStyle="1" w:styleId="SectionHead">
-    <w:name w:val="SectionHead"/>
-    <w:pPr>
-      <w:spacing w:before="60" w:after="40"/>
-    </w:pPr>
-    <w:rPr>
-      <w:rFonts w:ascii="Arial" w:hAnsi="Arial" w:eastAsia="Arial"/>
-      <w:b/>
-      <w:sz w:val="19"/>
-    </w:rPr>
   </w:style>
 </w:styles>
 </file>
